--- a/lessons/2-7/downloads/reveal/2.7-session-1-practice-form-a.docx
+++ b/lessons/2-7/downloads/reveal/2.7-session-1-practice-form-a.docx
@@ -15,7 +15,7 @@
         <w:rPr>
           <w:rFonts w:ascii="Avenir Next" w:hAnsi="Avenir Next" w:cs="Avenir Next" w:eastAsia="Avenir Next"/>
           <w:color w:val="1A1A1A"/>
-          <w:sz w:val="20"/>
+          <w:sz w:val="22"/>
           <w:szCs w:val="20"/>
         </w:rPr>
         <w:t xml:space="preserve">Name</w:t>
@@ -33,7 +33,7 @@
         <w:rPr>
           <w:rFonts w:ascii="Avenir Next" w:hAnsi="Avenir Next" w:cs="Avenir Next" w:eastAsia="Avenir Next"/>
           <w:color w:val="1A1A1A"/>
-          <w:sz w:val="20"/>
+          <w:sz w:val="22"/>
           <w:szCs w:val="20"/>
         </w:rPr>
         <w:t xml:space="preserve">   Date</w:t>
@@ -51,7 +51,7 @@
         <w:rPr>
           <w:rFonts w:ascii="Avenir Next" w:hAnsi="Avenir Next" w:cs="Avenir Next" w:eastAsia="Avenir Next"/>
           <w:color w:val="1A1A1A"/>
-          <w:sz w:val="20"/>
+          <w:sz w:val="22"/>
           <w:szCs w:val="20"/>
         </w:rPr>
         <w:t xml:space="preserve">   Period</w:t>
@@ -78,7 +78,7 @@
           <w:caps/>
           <w:color w:val="003A70"/>
           <w:spacing w:val="12"/>
-          <w:sz w:val="19"/>
+          <w:sz w:val="22"/>
           <w:szCs w:val="19"/>
         </w:rPr>
         <w:t xml:space="preserve">Lesson 2-7  ·  Session 1  ·  Practice  ·  Form A</w:t>
@@ -86,6 +86,7 @@
     </w:p>
     <w:p>
       <w:pPr>
+        <w:pStyle w:val="Heading1"/>
         <w:keepNext/>
         <w:spacing w:before="0" w:after="10" w:line="240" w:lineRule="auto"/>
       </w:pPr>
@@ -111,7 +112,7 @@
         <w:rPr>
           <w:rFonts w:ascii="Avenir Next" w:hAnsi="Avenir Next" w:cs="Avenir Next" w:eastAsia="Avenir Next"/>
           <w:color w:val="5A5F66"/>
-          <w:sz w:val="17"/>
+          <w:sz w:val="22"/>
           <w:szCs w:val="17"/>
         </w:rPr>
         <w:t xml:space="preserve">Learning target — I can divide a decimal by a whole number and place the decimal point correctly.</w:t>
@@ -128,7 +129,7 @@
     </w:p>
     <w:p>
       <w:pPr>
-        <w:spacing w:before="0" w:after="0" w:line="60" w:lineRule="auto"/>
+        <w:spacing w:before="0" w:after="0" w:line="50" w:lineRule="exact"/>
       </w:pPr>
     </w:p>
     <w:tbl>
@@ -167,6 +168,7 @@
           </w:tcPr>
           <w:p>
             <w:pPr>
+              <w:pStyle w:val="Heading2"/>
               <w:spacing w:before="0" w:after="40" w:line="264" w:lineRule="auto"/>
             </w:pPr>
             <w:r>
@@ -194,44 +196,44 @@
                 <w:rFonts w:ascii="Avenir Next" w:hAnsi="Avenir Next" w:cs="Avenir Next" w:eastAsia="Avenir Next"/>
                 <w:b/>
                 <w:color w:val="003A70"/>
+                <w:sz w:val="22"/>
+                <w:szCs w:val="18"/>
+              </w:rPr>
+              <w:t xml:space="preserve">•</w:t>
+            </w:r>
+            <w:r>
+              <w:rPr>
+                <w:rFonts w:ascii="Avenir Next" w:hAnsi="Avenir Next" w:cs="Avenir Next" w:eastAsia="Avenir Next"/>
+                <w:color w:val="1A1A1A"/>
                 <w:sz w:val="18"/>
                 <w:szCs w:val="18"/>
               </w:rPr>
-              <w:t xml:space="preserve">•</w:t>
-            </w:r>
-            <w:r>
-              <w:rPr>
-                <w:rFonts w:ascii="Avenir Next" w:hAnsi="Avenir Next" w:cs="Avenir Next" w:eastAsia="Avenir Next"/>
-                <w:color w:val="1A1A1A"/>
-                <w:sz w:val="18"/>
+              <w:tab/>
+            </w:r>
+            <w:r>
+              <w:rPr>
+                <w:rFonts w:ascii="Avenir Next" w:hAnsi="Avenir Next" w:cs="Avenir Next" w:eastAsia="Avenir Next"/>
+                <w:color w:val="1A1A1A"/>
+                <w:sz w:val="22"/>
                 <w:szCs w:val="18"/>
               </w:rPr>
-              <w:tab/>
-            </w:r>
-            <w:r>
-              <w:rPr>
-                <w:rFonts w:ascii="Avenir Next" w:hAnsi="Avenir Next" w:cs="Avenir Next" w:eastAsia="Avenir Next"/>
-                <w:color w:val="1A1A1A"/>
-                <w:sz w:val="18"/>
+              <w:t xml:space="preserve">Divide like whole numbers. Put the point in the quotient </w:t>
+            </w:r>
+            <w:r>
+              <w:rPr>
+                <w:rFonts w:ascii="Avenir Next" w:hAnsi="Avenir Next" w:cs="Avenir Next" w:eastAsia="Avenir Next"/>
+                <w:b/>
+                <w:color w:val="1A1A1A"/>
+                <w:sz w:val="22"/>
                 <w:szCs w:val="18"/>
               </w:rPr>
-              <w:t xml:space="preserve">Divide like whole numbers. Put the point in the quotient </w:t>
-            </w:r>
-            <w:r>
-              <w:rPr>
-                <w:rFonts w:ascii="Avenir Next" w:hAnsi="Avenir Next" w:cs="Avenir Next" w:eastAsia="Avenir Next"/>
-                <w:b/>
-                <w:color w:val="1A1A1A"/>
-                <w:sz w:val="18"/>
-                <w:szCs w:val="18"/>
-              </w:rPr>
               <w:t xml:space="preserve">straight above</w:t>
             </w:r>
             <w:r>
               <w:rPr>
                 <w:rFonts w:ascii="Avenir Next" w:hAnsi="Avenir Next" w:cs="Avenir Next" w:eastAsia="Avenir Next"/>
                 <w:color w:val="1A1A1A"/>
-                <w:sz w:val="18"/>
+                <w:sz w:val="22"/>
                 <w:szCs w:val="18"/>
               </w:rPr>
               <w:t xml:space="preserve"> the point in the dividend.</w:t>
@@ -250,44 +252,44 @@
                 <w:rFonts w:ascii="Avenir Next" w:hAnsi="Avenir Next" w:cs="Avenir Next" w:eastAsia="Avenir Next"/>
                 <w:b/>
                 <w:color w:val="003A70"/>
+                <w:sz w:val="22"/>
+                <w:szCs w:val="18"/>
+              </w:rPr>
+              <w:t xml:space="preserve">•</w:t>
+            </w:r>
+            <w:r>
+              <w:rPr>
+                <w:rFonts w:ascii="Avenir Next" w:hAnsi="Avenir Next" w:cs="Avenir Next" w:eastAsia="Avenir Next"/>
+                <w:color w:val="1A1A1A"/>
                 <w:sz w:val="18"/>
                 <w:szCs w:val="18"/>
               </w:rPr>
-              <w:t xml:space="preserve">•</w:t>
-            </w:r>
-            <w:r>
-              <w:rPr>
-                <w:rFonts w:ascii="Avenir Next" w:hAnsi="Avenir Next" w:cs="Avenir Next" w:eastAsia="Avenir Next"/>
-                <w:color w:val="1A1A1A"/>
-                <w:sz w:val="18"/>
+              <w:tab/>
+            </w:r>
+            <w:r>
+              <w:rPr>
+                <w:rFonts w:ascii="Avenir Next" w:hAnsi="Avenir Next" w:cs="Avenir Next" w:eastAsia="Avenir Next"/>
+                <w:color w:val="1A1A1A"/>
+                <w:sz w:val="22"/>
                 <w:szCs w:val="18"/>
               </w:rPr>
-              <w:tab/>
-            </w:r>
-            <w:r>
-              <w:rPr>
-                <w:rFonts w:ascii="Avenir Next" w:hAnsi="Avenir Next" w:cs="Avenir Next" w:eastAsia="Avenir Next"/>
-                <w:color w:val="1A1A1A"/>
-                <w:sz w:val="18"/>
+              <w:t xml:space="preserve">If an amount is left over, </w:t>
+            </w:r>
+            <w:r>
+              <w:rPr>
+                <w:rFonts w:ascii="Avenir Next" w:hAnsi="Avenir Next" w:cs="Avenir Next" w:eastAsia="Avenir Next"/>
+                <w:b/>
+                <w:color w:val="1A1A1A"/>
+                <w:sz w:val="22"/>
                 <w:szCs w:val="18"/>
               </w:rPr>
-              <w:t xml:space="preserve">If an amount is left over, </w:t>
-            </w:r>
-            <w:r>
-              <w:rPr>
-                <w:rFonts w:ascii="Avenir Next" w:hAnsi="Avenir Next" w:cs="Avenir Next" w:eastAsia="Avenir Next"/>
-                <w:b/>
-                <w:color w:val="1A1A1A"/>
-                <w:sz w:val="18"/>
-                <w:szCs w:val="18"/>
-              </w:rPr>
               <w:t xml:space="preserve">annex a zero</w:t>
             </w:r>
             <w:r>
               <w:rPr>
                 <w:rFonts w:ascii="Avenir Next" w:hAnsi="Avenir Next" w:cs="Avenir Next" w:eastAsia="Avenir Next"/>
                 <w:color w:val="1A1A1A"/>
-                <w:sz w:val="18"/>
+                <w:sz w:val="22"/>
                 <w:szCs w:val="18"/>
               </w:rPr>
               <w:t xml:space="preserve"> (7.5 = 7.50) and keep dividing: 7.5 ÷ 2 = 3.75.</w:t>
@@ -306,35 +308,35 @@
                 <w:rFonts w:ascii="Avenir Next" w:hAnsi="Avenir Next" w:cs="Avenir Next" w:eastAsia="Avenir Next"/>
                 <w:b/>
                 <w:color w:val="003A70"/>
+                <w:sz w:val="22"/>
+                <w:szCs w:val="18"/>
+              </w:rPr>
+              <w:t xml:space="preserve">•</w:t>
+            </w:r>
+            <w:r>
+              <w:rPr>
+                <w:rFonts w:ascii="Avenir Next" w:hAnsi="Avenir Next" w:cs="Avenir Next" w:eastAsia="Avenir Next"/>
+                <w:color w:val="1A1A1A"/>
                 <w:sz w:val="18"/>
                 <w:szCs w:val="18"/>
               </w:rPr>
-              <w:t xml:space="preserve">•</w:t>
-            </w:r>
-            <w:r>
-              <w:rPr>
-                <w:rFonts w:ascii="Avenir Next" w:hAnsi="Avenir Next" w:cs="Avenir Next" w:eastAsia="Avenir Next"/>
-                <w:color w:val="1A1A1A"/>
-                <w:sz w:val="18"/>
+              <w:tab/>
+            </w:r>
+            <w:r>
+              <w:rPr>
+                <w:rFonts w:ascii="Avenir Next" w:hAnsi="Avenir Next" w:cs="Avenir Next" w:eastAsia="Avenir Next"/>
+                <w:b/>
+                <w:color w:val="1A1A1A"/>
+                <w:sz w:val="22"/>
                 <w:szCs w:val="18"/>
               </w:rPr>
-              <w:tab/>
-            </w:r>
-            <w:r>
-              <w:rPr>
-                <w:rFonts w:ascii="Avenir Next" w:hAnsi="Avenir Next" w:cs="Avenir Next" w:eastAsia="Avenir Next"/>
-                <w:b/>
-                <w:color w:val="1A1A1A"/>
-                <w:sz w:val="18"/>
-                <w:szCs w:val="18"/>
-              </w:rPr>
               <w:t xml:space="preserve">Check:</w:t>
             </w:r>
             <w:r>
               <w:rPr>
                 <w:rFonts w:ascii="Avenir Next" w:hAnsi="Avenir Next" w:cs="Avenir Next" w:eastAsia="Avenir Next"/>
                 <w:color w:val="1A1A1A"/>
-                <w:sz w:val="18"/>
+                <w:sz w:val="22"/>
                 <w:szCs w:val="18"/>
               </w:rPr>
               <w:t xml:space="preserve"> quotient × divisor = dividend.</w:t>
@@ -349,6 +351,7 @@
           </w:tcPr>
           <w:p>
             <w:pPr>
+              <w:pStyle w:val="Heading2"/>
               <w:spacing w:before="0" w:after="40" w:line="264" w:lineRule="auto"/>
             </w:pPr>
             <w:r>
@@ -371,7 +374,7 @@
               <w:rPr>
                 <w:rFonts w:ascii="Avenir Next" w:hAnsi="Avenir Next" w:cs="Avenir Next" w:eastAsia="Avenir Next"/>
                 <w:color w:val="1A1A1A"/>
-                <w:sz w:val="17"/>
+                <w:sz w:val="22"/>
                 <w:szCs w:val="17"/>
               </w:rPr>
               <w:t xml:space="preserve">A rope 25.2 meters long is cut into 6 equal pieces. How long is each piece?</w:t>
@@ -390,25 +393,25 @@
                 <w:rFonts w:ascii="Avenir Next" w:hAnsi="Avenir Next" w:cs="Avenir Next" w:eastAsia="Avenir Next"/>
                 <w:b/>
                 <w:color w:val="003A70"/>
+                <w:sz w:val="22"/>
+                <w:szCs w:val="17"/>
+              </w:rPr>
+              <w:t xml:space="preserve">Step 1</w:t>
+            </w:r>
+            <w:r>
+              <w:rPr>
+                <w:rFonts w:ascii="Avenir Next" w:hAnsi="Avenir Next" w:cs="Avenir Next" w:eastAsia="Avenir Next"/>
+                <w:color w:val="1A1A1A"/>
                 <w:sz w:val="17"/>
                 <w:szCs w:val="17"/>
               </w:rPr>
-              <w:t xml:space="preserve">Step 1</w:t>
-            </w:r>
-            <w:r>
-              <w:rPr>
-                <w:rFonts w:ascii="Avenir Next" w:hAnsi="Avenir Next" w:cs="Avenir Next" w:eastAsia="Avenir Next"/>
-                <w:color w:val="1A1A1A"/>
-                <w:sz w:val="17"/>
-                <w:szCs w:val="17"/>
-              </w:rPr>
               <w:tab/>
             </w:r>
             <w:r>
               <w:rPr>
                 <w:rFonts w:ascii="Avenir Next" w:hAnsi="Avenir Next" w:cs="Avenir Next" w:eastAsia="Avenir Next"/>
                 <w:color w:val="1A1A1A"/>
-                <w:sz w:val="17"/>
+                <w:sz w:val="22"/>
                 <w:szCs w:val="17"/>
               </w:rPr>
               <w:t xml:space="preserve">Write 25.2 ÷ 6. Put the quotient’s point above the point in 25.2.</w:t>
@@ -427,25 +430,25 @@
                 <w:rFonts w:ascii="Avenir Next" w:hAnsi="Avenir Next" w:cs="Avenir Next" w:eastAsia="Avenir Next"/>
                 <w:b/>
                 <w:color w:val="003A70"/>
+                <w:sz w:val="22"/>
+                <w:szCs w:val="17"/>
+              </w:rPr>
+              <w:t xml:space="preserve">Step 2</w:t>
+            </w:r>
+            <w:r>
+              <w:rPr>
+                <w:rFonts w:ascii="Avenir Next" w:hAnsi="Avenir Next" w:cs="Avenir Next" w:eastAsia="Avenir Next"/>
+                <w:color w:val="1A1A1A"/>
                 <w:sz w:val="17"/>
                 <w:szCs w:val="17"/>
               </w:rPr>
-              <w:t xml:space="preserve">Step 2</w:t>
-            </w:r>
-            <w:r>
-              <w:rPr>
-                <w:rFonts w:ascii="Avenir Next" w:hAnsi="Avenir Next" w:cs="Avenir Next" w:eastAsia="Avenir Next"/>
-                <w:color w:val="1A1A1A"/>
-                <w:sz w:val="17"/>
-                <w:szCs w:val="17"/>
-              </w:rPr>
               <w:tab/>
             </w:r>
             <w:r>
               <w:rPr>
                 <w:rFonts w:ascii="Avenir Next" w:hAnsi="Avenir Next" w:cs="Avenir Next" w:eastAsia="Avenir Next"/>
                 <w:color w:val="1A1A1A"/>
-                <w:sz w:val="17"/>
+                <w:sz w:val="22"/>
                 <w:szCs w:val="17"/>
               </w:rPr>
               <w:t xml:space="preserve">6 goes into 25 four times, 1 left over. Bring down the 2 to make 12.</w:t>
@@ -464,25 +467,25 @@
                 <w:rFonts w:ascii="Avenir Next" w:hAnsi="Avenir Next" w:cs="Avenir Next" w:eastAsia="Avenir Next"/>
                 <w:b/>
                 <w:color w:val="003A70"/>
+                <w:sz w:val="22"/>
+                <w:szCs w:val="17"/>
+              </w:rPr>
+              <w:t xml:space="preserve">Step 3</w:t>
+            </w:r>
+            <w:r>
+              <w:rPr>
+                <w:rFonts w:ascii="Avenir Next" w:hAnsi="Avenir Next" w:cs="Avenir Next" w:eastAsia="Avenir Next"/>
+                <w:color w:val="1A1A1A"/>
                 <w:sz w:val="17"/>
                 <w:szCs w:val="17"/>
               </w:rPr>
-              <w:t xml:space="preserve">Step 3</w:t>
-            </w:r>
-            <w:r>
-              <w:rPr>
-                <w:rFonts w:ascii="Avenir Next" w:hAnsi="Avenir Next" w:cs="Avenir Next" w:eastAsia="Avenir Next"/>
-                <w:color w:val="1A1A1A"/>
-                <w:sz w:val="17"/>
-                <w:szCs w:val="17"/>
-              </w:rPr>
               <w:tab/>
             </w:r>
             <w:r>
               <w:rPr>
                 <w:rFonts w:ascii="Avenir Next" w:hAnsi="Avenir Next" w:cs="Avenir Next" w:eastAsia="Avenir Next"/>
                 <w:color w:val="1A1A1A"/>
-                <w:sz w:val="17"/>
+                <w:sz w:val="22"/>
                 <w:szCs w:val="17"/>
               </w:rPr>
               <w:t xml:space="preserve">12 ÷ 6 = 2. Check: 4.2 × 6 = 25.2.</w:t>
@@ -501,18 +504,18 @@
                 <w:rFonts w:ascii="Avenir Next" w:hAnsi="Avenir Next" w:cs="Avenir Next" w:eastAsia="Avenir Next"/>
                 <w:b/>
                 <w:color w:val="1A1A1A"/>
+                <w:sz w:val="22"/>
+                <w:szCs w:val="17"/>
+              </w:rPr>
+              <w:t xml:space="preserve">Answer</w:t>
+            </w:r>
+            <w:r>
+              <w:rPr>
+                <w:rFonts w:ascii="Avenir Next" w:hAnsi="Avenir Next" w:cs="Avenir Next" w:eastAsia="Avenir Next"/>
+                <w:color w:val="1A1A1A"/>
                 <w:sz w:val="17"/>
                 <w:szCs w:val="17"/>
               </w:rPr>
-              <w:t xml:space="preserve">Answer</w:t>
-            </w:r>
-            <w:r>
-              <w:rPr>
-                <w:rFonts w:ascii="Avenir Next" w:hAnsi="Avenir Next" w:cs="Avenir Next" w:eastAsia="Avenir Next"/>
-                <w:color w:val="1A1A1A"/>
-                <w:sz w:val="17"/>
-                <w:szCs w:val="17"/>
-              </w:rPr>
               <w:tab/>
             </w:r>
             <w:r>
@@ -520,7 +523,7 @@
                 <w:rFonts w:ascii="Avenir Next" w:hAnsi="Avenir Next" w:cs="Avenir Next" w:eastAsia="Avenir Next"/>
                 <w:b/>
                 <w:color w:val="1A1A1A"/>
-                <w:sz w:val="17"/>
+                <w:sz w:val="22"/>
                 <w:szCs w:val="17"/>
               </w:rPr>
               <w:t xml:space="preserve">4.2 meters for each piece</w:t>
@@ -549,7 +552,7 @@
           <w:rFonts w:ascii="Avenir Next" w:hAnsi="Avenir Next" w:cs="Avenir Next" w:eastAsia="Avenir Next"/>
           <w:b/>
           <w:color w:val="1A1A1A"/>
-          <w:sz w:val="17"/>
+          <w:sz w:val="22"/>
           <w:szCs w:val="17"/>
         </w:rPr>
         <w:t xml:space="preserve">dividend</w:t>
@@ -559,7 +562,7 @@
           <w:rFonts w:ascii="Avenir Next" w:hAnsi="Avenir Next" w:cs="Avenir Next" w:eastAsia="Avenir Next"/>
           <w:i/>
           <w:color w:val="5A5F66"/>
-          <w:sz w:val="17"/>
+          <w:sz w:val="22"/>
           <w:szCs w:val="17"/>
         </w:rPr>
         <w:t xml:space="preserve"> (dividendo)</w:t>
@@ -568,7 +571,7 @@
         <w:rPr>
           <w:rFonts w:ascii="Avenir Next" w:hAnsi="Avenir Next" w:cs="Avenir Next" w:eastAsia="Avenir Next"/>
           <w:color w:val="5A5F66"/>
-          <w:sz w:val="17"/>
+          <w:sz w:val="22"/>
           <w:szCs w:val="17"/>
         </w:rPr>
         <w:t xml:space="preserve">   ·   </w:t>
@@ -578,7 +581,7 @@
           <w:rFonts w:ascii="Avenir Next" w:hAnsi="Avenir Next" w:cs="Avenir Next" w:eastAsia="Avenir Next"/>
           <w:b/>
           <w:color w:val="1A1A1A"/>
-          <w:sz w:val="17"/>
+          <w:sz w:val="22"/>
           <w:szCs w:val="17"/>
         </w:rPr>
         <w:t xml:space="preserve">divisor</w:t>
@@ -588,7 +591,7 @@
           <w:rFonts w:ascii="Avenir Next" w:hAnsi="Avenir Next" w:cs="Avenir Next" w:eastAsia="Avenir Next"/>
           <w:i/>
           <w:color w:val="5A5F66"/>
-          <w:sz w:val="17"/>
+          <w:sz w:val="22"/>
           <w:szCs w:val="17"/>
         </w:rPr>
         <w:t xml:space="preserve"> (divisor)</w:t>
@@ -597,7 +600,7 @@
         <w:rPr>
           <w:rFonts w:ascii="Avenir Next" w:hAnsi="Avenir Next" w:cs="Avenir Next" w:eastAsia="Avenir Next"/>
           <w:color w:val="5A5F66"/>
-          <w:sz w:val="17"/>
+          <w:sz w:val="22"/>
           <w:szCs w:val="17"/>
         </w:rPr>
         <w:t xml:space="preserve">   ·   </w:t>
@@ -607,7 +610,7 @@
           <w:rFonts w:ascii="Avenir Next" w:hAnsi="Avenir Next" w:cs="Avenir Next" w:eastAsia="Avenir Next"/>
           <w:b/>
           <w:color w:val="1A1A1A"/>
-          <w:sz w:val="17"/>
+          <w:sz w:val="22"/>
           <w:szCs w:val="17"/>
         </w:rPr>
         <w:t xml:space="preserve">quotient</w:t>
@@ -617,7 +620,7 @@
           <w:rFonts w:ascii="Avenir Next" w:hAnsi="Avenir Next" w:cs="Avenir Next" w:eastAsia="Avenir Next"/>
           <w:i/>
           <w:color w:val="5A5F66"/>
-          <w:sz w:val="17"/>
+          <w:sz w:val="22"/>
           <w:szCs w:val="17"/>
         </w:rPr>
         <w:t xml:space="preserve"> (cociente)</w:t>
@@ -626,7 +629,7 @@
         <w:rPr>
           <w:rFonts w:ascii="Avenir Next" w:hAnsi="Avenir Next" w:cs="Avenir Next" w:eastAsia="Avenir Next"/>
           <w:color w:val="5A5F66"/>
-          <w:sz w:val="17"/>
+          <w:sz w:val="22"/>
           <w:szCs w:val="17"/>
         </w:rPr>
         <w:t xml:space="preserve">   ·   </w:t>
@@ -636,7 +639,7 @@
           <w:rFonts w:ascii="Avenir Next" w:hAnsi="Avenir Next" w:cs="Avenir Next" w:eastAsia="Avenir Next"/>
           <w:b/>
           <w:color w:val="1A1A1A"/>
-          <w:sz w:val="17"/>
+          <w:sz w:val="22"/>
           <w:szCs w:val="17"/>
         </w:rPr>
         <w:t xml:space="preserve">annex a zero</w:t>
@@ -646,7 +649,7 @@
           <w:rFonts w:ascii="Avenir Next" w:hAnsi="Avenir Next" w:cs="Avenir Next" w:eastAsia="Avenir Next"/>
           <w:i/>
           <w:color w:val="5A5F66"/>
-          <w:sz w:val="17"/>
+          <w:sz w:val="22"/>
           <w:szCs w:val="17"/>
         </w:rPr>
         <w:t xml:space="preserve"> (agregar un cero)</w:t>
@@ -654,6 +657,7 @@
     </w:p>
     <w:p>
       <w:pPr>
+        <w:pStyle w:val="Heading2"/>
         <w:keepNext/>
         <w:pBdr>
           <w:bottom w:val="single" w:sz="8" w:space="3" w:color="003A70"/>
@@ -669,7 +673,7 @@
           <w:b/>
           <w:color w:val="003A70"/>
           <w:spacing w:val="14"/>
-          <w:sz w:val="19"/>
+          <w:sz w:val="22"/>
           <w:szCs w:val="19"/>
         </w:rPr>
         <w:t xml:space="preserve">PRACTICE</w:t>
@@ -688,7 +692,7 @@
           <w:rFonts w:ascii="Avenir Next" w:hAnsi="Avenir Next" w:cs="Avenir Next" w:eastAsia="Avenir Next"/>
           <w:i/>
           <w:color w:val="5A5F66"/>
-          <w:sz w:val="17"/>
+          <w:sz w:val="22"/>
           <w:szCs w:val="17"/>
         </w:rPr>
         <w:t xml:space="preserve">show your work · label units</w:t>
@@ -696,7 +700,7 @@
     </w:p>
     <w:p>
       <w:pPr>
-        <w:spacing w:before="0" w:after="0" w:line="20" w:lineRule="exact"/>
+        <w:spacing w:before="0" w:after="0" w:line="50" w:lineRule="exact"/>
       </w:pPr>
     </w:p>
     <w:tbl>
@@ -746,25 +750,25 @@
                 <w:rFonts w:ascii="Avenir Next" w:hAnsi="Avenir Next" w:cs="Avenir Next" w:eastAsia="Avenir Next"/>
                 <w:b/>
                 <w:color w:val="1A1A1A"/>
+                <w:sz w:val="22"/>
+                <w:szCs w:val="20"/>
+              </w:rPr>
+              <w:t xml:space="preserve">1.</w:t>
+            </w:r>
+            <w:r>
+              <w:rPr>
+                <w:rFonts w:ascii="Avenir Next" w:hAnsi="Avenir Next" w:cs="Avenir Next" w:eastAsia="Avenir Next"/>
+                <w:color w:val="1A1A1A"/>
                 <w:sz w:val="20"/>
                 <w:szCs w:val="20"/>
               </w:rPr>
-              <w:t xml:space="preserve">1.</w:t>
-            </w:r>
-            <w:r>
-              <w:rPr>
-                <w:rFonts w:ascii="Avenir Next" w:hAnsi="Avenir Next" w:cs="Avenir Next" w:eastAsia="Avenir Next"/>
-                <w:color w:val="1A1A1A"/>
-                <w:sz w:val="20"/>
-                <w:szCs w:val="20"/>
-              </w:rPr>
               <w:tab/>
             </w:r>
             <w:r>
               <w:rPr>
                 <w:rFonts w:ascii="Avenir Next" w:hAnsi="Avenir Next" w:cs="Avenir Next" w:eastAsia="Avenir Next"/>
                 <w:color w:val="1A1A1A"/>
-                <w:sz w:val="20"/>
+                <w:sz w:val="22"/>
                 <w:szCs w:val="20"/>
               </w:rPr>
               <w:t xml:space="preserve">Find each quotient.</w:t>
@@ -820,25 +824,25 @@
                       <w:rFonts w:ascii="Avenir Next" w:hAnsi="Avenir Next" w:cs="Avenir Next" w:eastAsia="Avenir Next"/>
                       <w:b/>
                       <w:color w:val="003A70"/>
+                      <w:sz w:val="22"/>
+                      <w:szCs w:val="20"/>
+                    </w:rPr>
+                    <w:t xml:space="preserve">a.</w:t>
+                  </w:r>
+                  <w:r>
+                    <w:rPr>
+                      <w:rFonts w:ascii="Avenir Next" w:hAnsi="Avenir Next" w:cs="Avenir Next" w:eastAsia="Avenir Next"/>
+                      <w:color w:val="1A1A1A"/>
                       <w:sz w:val="20"/>
                       <w:szCs w:val="20"/>
                     </w:rPr>
-                    <w:t xml:space="preserve">a.</w:t>
-                  </w:r>
-                  <w:r>
-                    <w:rPr>
-                      <w:rFonts w:ascii="Avenir Next" w:hAnsi="Avenir Next" w:cs="Avenir Next" w:eastAsia="Avenir Next"/>
-                      <w:color w:val="1A1A1A"/>
-                      <w:sz w:val="20"/>
-                      <w:szCs w:val="20"/>
-                    </w:rPr>
                     <w:tab/>
                   </w:r>
                   <w:r>
                     <w:rPr>
                       <w:rFonts w:ascii="Avenir Next" w:hAnsi="Avenir Next" w:cs="Avenir Next" w:eastAsia="Avenir Next"/>
                       <w:color w:val="1A1A1A"/>
-                      <w:sz w:val="20"/>
+                      <w:sz w:val="22"/>
                       <w:szCs w:val="20"/>
                     </w:rPr>
                     <w:t xml:space="preserve">15.6 ÷ 4 =</w:t>
@@ -882,25 +886,25 @@
                       <w:rFonts w:ascii="Avenir Next" w:hAnsi="Avenir Next" w:cs="Avenir Next" w:eastAsia="Avenir Next"/>
                       <w:b/>
                       <w:color w:val="003A70"/>
+                      <w:sz w:val="22"/>
+                      <w:szCs w:val="20"/>
+                    </w:rPr>
+                    <w:t xml:space="preserve">b.</w:t>
+                  </w:r>
+                  <w:r>
+                    <w:rPr>
+                      <w:rFonts w:ascii="Avenir Next" w:hAnsi="Avenir Next" w:cs="Avenir Next" w:eastAsia="Avenir Next"/>
+                      <w:color w:val="1A1A1A"/>
                       <w:sz w:val="20"/>
                       <w:szCs w:val="20"/>
                     </w:rPr>
-                    <w:t xml:space="preserve">b.</w:t>
-                  </w:r>
-                  <w:r>
-                    <w:rPr>
-                      <w:rFonts w:ascii="Avenir Next" w:hAnsi="Avenir Next" w:cs="Avenir Next" w:eastAsia="Avenir Next"/>
-                      <w:color w:val="1A1A1A"/>
-                      <w:sz w:val="20"/>
-                      <w:szCs w:val="20"/>
-                    </w:rPr>
                     <w:tab/>
                   </w:r>
                   <w:r>
                     <w:rPr>
                       <w:rFonts w:ascii="Avenir Next" w:hAnsi="Avenir Next" w:cs="Avenir Next" w:eastAsia="Avenir Next"/>
                       <w:color w:val="1A1A1A"/>
-                      <w:sz w:val="20"/>
+                      <w:sz w:val="22"/>
                       <w:szCs w:val="20"/>
                     </w:rPr>
                     <w:t xml:space="preserve">84.6 ÷ 6 =</w:t>
@@ -944,25 +948,25 @@
                       <w:rFonts w:ascii="Avenir Next" w:hAnsi="Avenir Next" w:cs="Avenir Next" w:eastAsia="Avenir Next"/>
                       <w:b/>
                       <w:color w:val="003A70"/>
+                      <w:sz w:val="22"/>
+                      <w:szCs w:val="20"/>
+                    </w:rPr>
+                    <w:t xml:space="preserve">c.</w:t>
+                  </w:r>
+                  <w:r>
+                    <w:rPr>
+                      <w:rFonts w:ascii="Avenir Next" w:hAnsi="Avenir Next" w:cs="Avenir Next" w:eastAsia="Avenir Next"/>
+                      <w:color w:val="1A1A1A"/>
                       <w:sz w:val="20"/>
                       <w:szCs w:val="20"/>
                     </w:rPr>
-                    <w:t xml:space="preserve">c.</w:t>
-                  </w:r>
-                  <w:r>
-                    <w:rPr>
-                      <w:rFonts w:ascii="Avenir Next" w:hAnsi="Avenir Next" w:cs="Avenir Next" w:eastAsia="Avenir Next"/>
-                      <w:color w:val="1A1A1A"/>
-                      <w:sz w:val="20"/>
-                      <w:szCs w:val="20"/>
-                    </w:rPr>
                     <w:tab/>
                   </w:r>
                   <w:r>
                     <w:rPr>
                       <w:rFonts w:ascii="Avenir Next" w:hAnsi="Avenir Next" w:cs="Avenir Next" w:eastAsia="Avenir Next"/>
                       <w:color w:val="1A1A1A"/>
-                      <w:sz w:val="20"/>
+                      <w:sz w:val="22"/>
                       <w:szCs w:val="20"/>
                     </w:rPr>
                     <w:t xml:space="preserve">7.5 ÷ 2 =</w:t>
@@ -1012,25 +1016,25 @@
                       <w:rFonts w:ascii="Avenir Next" w:hAnsi="Avenir Next" w:cs="Avenir Next" w:eastAsia="Avenir Next"/>
                       <w:b/>
                       <w:color w:val="003A70"/>
+                      <w:sz w:val="22"/>
+                      <w:szCs w:val="20"/>
+                    </w:rPr>
+                    <w:t xml:space="preserve">d.</w:t>
+                  </w:r>
+                  <w:r>
+                    <w:rPr>
+                      <w:rFonts w:ascii="Avenir Next" w:hAnsi="Avenir Next" w:cs="Avenir Next" w:eastAsia="Avenir Next"/>
+                      <w:color w:val="1A1A1A"/>
                       <w:sz w:val="20"/>
                       <w:szCs w:val="20"/>
                     </w:rPr>
-                    <w:t xml:space="preserve">d.</w:t>
-                  </w:r>
-                  <w:r>
-                    <w:rPr>
-                      <w:rFonts w:ascii="Avenir Next" w:hAnsi="Avenir Next" w:cs="Avenir Next" w:eastAsia="Avenir Next"/>
-                      <w:color w:val="1A1A1A"/>
-                      <w:sz w:val="20"/>
-                      <w:szCs w:val="20"/>
-                    </w:rPr>
                     <w:tab/>
                   </w:r>
                   <w:r>
                     <w:rPr>
                       <w:rFonts w:ascii="Avenir Next" w:hAnsi="Avenir Next" w:cs="Avenir Next" w:eastAsia="Avenir Next"/>
                       <w:color w:val="1A1A1A"/>
-                      <w:sz w:val="20"/>
+                      <w:sz w:val="22"/>
                       <w:szCs w:val="20"/>
                     </w:rPr>
                     <w:t xml:space="preserve">28.56 ÷ 8 =</w:t>
@@ -1074,25 +1078,25 @@
                       <w:rFonts w:ascii="Avenir Next" w:hAnsi="Avenir Next" w:cs="Avenir Next" w:eastAsia="Avenir Next"/>
                       <w:b/>
                       <w:color w:val="003A70"/>
+                      <w:sz w:val="22"/>
+                      <w:szCs w:val="20"/>
+                    </w:rPr>
+                    <w:t xml:space="preserve">e.</w:t>
+                  </w:r>
+                  <w:r>
+                    <w:rPr>
+                      <w:rFonts w:ascii="Avenir Next" w:hAnsi="Avenir Next" w:cs="Avenir Next" w:eastAsia="Avenir Next"/>
+                      <w:color w:val="1A1A1A"/>
                       <w:sz w:val="20"/>
                       <w:szCs w:val="20"/>
                     </w:rPr>
-                    <w:t xml:space="preserve">e.</w:t>
-                  </w:r>
-                  <w:r>
-                    <w:rPr>
-                      <w:rFonts w:ascii="Avenir Next" w:hAnsi="Avenir Next" w:cs="Avenir Next" w:eastAsia="Avenir Next"/>
-                      <w:color w:val="1A1A1A"/>
-                      <w:sz w:val="20"/>
-                      <w:szCs w:val="20"/>
-                    </w:rPr>
                     <w:tab/>
                   </w:r>
                   <w:r>
                     <w:rPr>
                       <w:rFonts w:ascii="Avenir Next" w:hAnsi="Avenir Next" w:cs="Avenir Next" w:eastAsia="Avenir Next"/>
                       <w:color w:val="1A1A1A"/>
-                      <w:sz w:val="20"/>
+                      <w:sz w:val="22"/>
                       <w:szCs w:val="20"/>
                     </w:rPr>
                     <w:t xml:space="preserve">18.9 ÷ 7 =</w:t>
@@ -1136,25 +1140,25 @@
                       <w:rFonts w:ascii="Avenir Next" w:hAnsi="Avenir Next" w:cs="Avenir Next" w:eastAsia="Avenir Next"/>
                       <w:b/>
                       <w:color w:val="003A70"/>
+                      <w:sz w:val="22"/>
+                      <w:szCs w:val="20"/>
+                    </w:rPr>
+                    <w:t xml:space="preserve">f.</w:t>
+                  </w:r>
+                  <w:r>
+                    <w:rPr>
+                      <w:rFonts w:ascii="Avenir Next" w:hAnsi="Avenir Next" w:cs="Avenir Next" w:eastAsia="Avenir Next"/>
+                      <w:color w:val="1A1A1A"/>
                       <w:sz w:val="20"/>
                       <w:szCs w:val="20"/>
                     </w:rPr>
-                    <w:t xml:space="preserve">f.</w:t>
-                  </w:r>
-                  <w:r>
-                    <w:rPr>
-                      <w:rFonts w:ascii="Avenir Next" w:hAnsi="Avenir Next" w:cs="Avenir Next" w:eastAsia="Avenir Next"/>
-                      <w:color w:val="1A1A1A"/>
-                      <w:sz w:val="20"/>
-                      <w:szCs w:val="20"/>
-                    </w:rPr>
                     <w:tab/>
                   </w:r>
                   <w:r>
                     <w:rPr>
                       <w:rFonts w:ascii="Avenir Next" w:hAnsi="Avenir Next" w:cs="Avenir Next" w:eastAsia="Avenir Next"/>
                       <w:color w:val="1A1A1A"/>
-                      <w:sz w:val="20"/>
+                      <w:sz w:val="22"/>
                       <w:szCs w:val="20"/>
                     </w:rPr>
                     <w:t xml:space="preserve">50.4 ÷ 12 =</w:t>
@@ -1184,7 +1188,7 @@
           </w:tbl>
           <w:p>
             <w:pPr>
-              <w:spacing w:before="0" w:after="0" w:line="24" w:lineRule="auto"/>
+              <w:spacing w:before="0" w:after="0" w:line="50" w:lineRule="exact"/>
             </w:pPr>
           </w:p>
         </w:tc>
@@ -1192,12 +1196,12 @@
     </w:tbl>
     <w:p>
       <w:pPr>
-        <w:spacing w:before="0" w:after="0" w:line="20" w:lineRule="exact"/>
+        <w:spacing w:before="0" w:after="0" w:line="50" w:lineRule="exact"/>
       </w:pPr>
     </w:p>
     <w:p>
       <w:pPr>
-        <w:spacing w:before="0" w:after="0" w:line="20" w:lineRule="exact"/>
+        <w:spacing w:before="0" w:after="0" w:line="50" w:lineRule="exact"/>
       </w:pPr>
     </w:p>
     <w:tbl>
@@ -1247,18 +1251,18 @@
                 <w:rFonts w:ascii="Avenir Next" w:hAnsi="Avenir Next" w:cs="Avenir Next" w:eastAsia="Avenir Next"/>
                 <w:b/>
                 <w:color w:val="1A1A1A"/>
+                <w:sz w:val="22"/>
+                <w:szCs w:val="20"/>
+              </w:rPr>
+              <w:t xml:space="preserve">2.</w:t>
+            </w:r>
+            <w:r>
+              <w:rPr>
+                <w:rFonts w:ascii="Avenir Next" w:hAnsi="Avenir Next" w:cs="Avenir Next" w:eastAsia="Avenir Next"/>
+                <w:color w:val="1A1A1A"/>
                 <w:sz w:val="20"/>
                 <w:szCs w:val="20"/>
               </w:rPr>
-              <w:t xml:space="preserve">2.</w:t>
-            </w:r>
-            <w:r>
-              <w:rPr>
-                <w:rFonts w:ascii="Avenir Next" w:hAnsi="Avenir Next" w:cs="Avenir Next" w:eastAsia="Avenir Next"/>
-                <w:color w:val="1A1A1A"/>
-                <w:sz w:val="20"/>
-                <w:szCs w:val="20"/>
-              </w:rPr>
               <w:tab/>
             </w:r>
             <w:r>
@@ -1266,7 +1270,7 @@
                 <w:rFonts w:ascii="Avenir Next" w:hAnsi="Avenir Next" w:cs="Avenir Next" w:eastAsia="Avenir Next"/>
                 <w:b/>
                 <w:color w:val="1A1A1A"/>
-                <w:sz w:val="20"/>
+                <w:sz w:val="22"/>
                 <w:szCs w:val="20"/>
               </w:rPr>
               <w:t xml:space="preserve">Garden Supplies.  </w:t>
@@ -1275,7 +1279,7 @@
               <w:rPr>
                 <w:rFonts w:ascii="Avenir Next" w:hAnsi="Avenir Next" w:cs="Avenir Next" w:eastAsia="Avenir Next"/>
                 <w:color w:val="1A1A1A"/>
-                <w:sz w:val="20"/>
+                <w:sz w:val="22"/>
                 <w:szCs w:val="20"/>
               </w:rPr>
               <w:t xml:space="preserve">A class spent $96.75 on 5 identical watering cans. Then it cut 43.2 meters of hose into 8 equal lengths.</w:t>
@@ -1330,25 +1334,25 @@
                       <w:rFonts w:ascii="Avenir Next" w:hAnsi="Avenir Next" w:cs="Avenir Next" w:eastAsia="Avenir Next"/>
                       <w:b/>
                       <w:color w:val="003A70"/>
+                      <w:sz w:val="22"/>
+                      <w:szCs w:val="20"/>
+                    </w:rPr>
+                    <w:t xml:space="preserve">a.</w:t>
+                  </w:r>
+                  <w:r>
+                    <w:rPr>
+                      <w:rFonts w:ascii="Avenir Next" w:hAnsi="Avenir Next" w:cs="Avenir Next" w:eastAsia="Avenir Next"/>
+                      <w:color w:val="1A1A1A"/>
                       <w:sz w:val="20"/>
                       <w:szCs w:val="20"/>
                     </w:rPr>
-                    <w:t xml:space="preserve">a.</w:t>
-                  </w:r>
-                  <w:r>
-                    <w:rPr>
-                      <w:rFonts w:ascii="Avenir Next" w:hAnsi="Avenir Next" w:cs="Avenir Next" w:eastAsia="Avenir Next"/>
-                      <w:color w:val="1A1A1A"/>
-                      <w:sz w:val="20"/>
-                      <w:szCs w:val="20"/>
-                    </w:rPr>
                     <w:tab/>
                   </w:r>
                   <w:r>
                     <w:rPr>
                       <w:rFonts w:ascii="Avenir Next" w:hAnsi="Avenir Next" w:cs="Avenir Next" w:eastAsia="Avenir Next"/>
                       <w:color w:val="1A1A1A"/>
-                      <w:sz w:val="20"/>
+                      <w:sz w:val="22"/>
                       <w:szCs w:val="20"/>
                     </w:rPr>
                     <w:t xml:space="preserve">One can: $</w:t>
@@ -1392,25 +1396,25 @@
                       <w:rFonts w:ascii="Avenir Next" w:hAnsi="Avenir Next" w:cs="Avenir Next" w:eastAsia="Avenir Next"/>
                       <w:b/>
                       <w:color w:val="003A70"/>
+                      <w:sz w:val="22"/>
+                      <w:szCs w:val="20"/>
+                    </w:rPr>
+                    <w:t xml:space="preserve">b.</w:t>
+                  </w:r>
+                  <w:r>
+                    <w:rPr>
+                      <w:rFonts w:ascii="Avenir Next" w:hAnsi="Avenir Next" w:cs="Avenir Next" w:eastAsia="Avenir Next"/>
+                      <w:color w:val="1A1A1A"/>
                       <w:sz w:val="20"/>
                       <w:szCs w:val="20"/>
                     </w:rPr>
-                    <w:t xml:space="preserve">b.</w:t>
-                  </w:r>
-                  <w:r>
-                    <w:rPr>
-                      <w:rFonts w:ascii="Avenir Next" w:hAnsi="Avenir Next" w:cs="Avenir Next" w:eastAsia="Avenir Next"/>
-                      <w:color w:val="1A1A1A"/>
-                      <w:sz w:val="20"/>
-                      <w:szCs w:val="20"/>
-                    </w:rPr>
                     <w:tab/>
                   </w:r>
                   <w:r>
                     <w:rPr>
                       <w:rFonts w:ascii="Avenir Next" w:hAnsi="Avenir Next" w:cs="Avenir Next" w:eastAsia="Avenir Next"/>
                       <w:color w:val="1A1A1A"/>
-                      <w:sz w:val="20"/>
+                      <w:sz w:val="22"/>
                       <w:szCs w:val="20"/>
                     </w:rPr>
                     <w:t xml:space="preserve">One hose piece:</w:t>
@@ -1438,7 +1442,7 @@
                     <w:rPr>
                       <w:rFonts w:ascii="Avenir Next" w:hAnsi="Avenir Next" w:cs="Avenir Next" w:eastAsia="Avenir Next"/>
                       <w:color w:val="1A1A1A"/>
-                      <w:sz w:val="20"/>
+                      <w:sz w:val="22"/>
                       <w:szCs w:val="20"/>
                     </w:rPr>
                     <w:t xml:space="preserve"> m</w:t>
@@ -1449,7 +1453,7 @@
           </w:tbl>
           <w:p>
             <w:pPr>
-              <w:spacing w:before="0" w:after="0" w:line="24" w:lineRule="auto"/>
+              <w:spacing w:before="0" w:after="0" w:line="50" w:lineRule="exact"/>
             </w:pPr>
           </w:p>
         </w:tc>
@@ -1457,12 +1461,12 @@
     </w:tbl>
     <w:p>
       <w:pPr>
-        <w:spacing w:before="0" w:after="0" w:line="20" w:lineRule="exact"/>
+        <w:spacing w:before="0" w:after="0" w:line="50" w:lineRule="exact"/>
       </w:pPr>
     </w:p>
     <w:p>
       <w:pPr>
-        <w:spacing w:before="0" w:after="0" w:line="20" w:lineRule="exact"/>
+        <w:spacing w:before="0" w:after="0" w:line="50" w:lineRule="exact"/>
       </w:pPr>
     </w:p>
     <w:tbl>
@@ -1513,18 +1517,18 @@
                 <w:rFonts w:ascii="Avenir Next" w:hAnsi="Avenir Next" w:cs="Avenir Next" w:eastAsia="Avenir Next"/>
                 <w:b/>
                 <w:color w:val="1A1A1A"/>
+                <w:sz w:val="22"/>
+                <w:szCs w:val="20"/>
+              </w:rPr>
+              <w:t xml:space="preserve">3.</w:t>
+            </w:r>
+            <w:r>
+              <w:rPr>
+                <w:rFonts w:ascii="Avenir Next" w:hAnsi="Avenir Next" w:cs="Avenir Next" w:eastAsia="Avenir Next"/>
+                <w:color w:val="1A1A1A"/>
                 <w:sz w:val="20"/>
                 <w:szCs w:val="20"/>
               </w:rPr>
-              <w:t xml:space="preserve">3.</w:t>
-            </w:r>
-            <w:r>
-              <w:rPr>
-                <w:rFonts w:ascii="Avenir Next" w:hAnsi="Avenir Next" w:cs="Avenir Next" w:eastAsia="Avenir Next"/>
-                <w:color w:val="1A1A1A"/>
-                <w:sz w:val="20"/>
-                <w:szCs w:val="20"/>
-              </w:rPr>
               <w:tab/>
             </w:r>
             <w:r>
@@ -1532,7 +1536,7 @@
                 <w:rFonts w:ascii="Avenir Next" w:hAnsi="Avenir Next" w:cs="Avenir Next" w:eastAsia="Avenir Next"/>
                 <w:b/>
                 <w:color w:val="1A1A1A"/>
-                <w:sz w:val="20"/>
+                <w:sz w:val="22"/>
                 <w:szCs w:val="20"/>
               </w:rPr>
               <w:t xml:space="preserve">Fence Sections.  </w:t>
@@ -1541,7 +1545,7 @@
               <w:rPr>
                 <w:rFonts w:ascii="Avenir Next" w:hAnsi="Avenir Next" w:cs="Avenir Next" w:eastAsia="Avenir Next"/>
                 <w:color w:val="1A1A1A"/>
-                <w:sz w:val="20"/>
+                <w:sz w:val="22"/>
                 <w:szCs w:val="20"/>
               </w:rPr>
               <w:t xml:space="preserve">A 74.4-meter fence is split into 6 equal sections. How long is one section?</w:t>
@@ -1558,7 +1562,7 @@
                 <w:rFonts w:ascii="Avenir Next" w:hAnsi="Avenir Next" w:cs="Avenir Next" w:eastAsia="Avenir Next"/>
                 <w:b/>
                 <w:color w:val="003A70"/>
-                <w:sz w:val="17"/>
+                <w:sz w:val="22"/>
                 <w:szCs w:val="17"/>
               </w:rPr>
               <w:t xml:space="preserve">Hint  </w:t>
@@ -1568,7 +1572,7 @@
                 <w:rFonts w:ascii="Avenir Next" w:hAnsi="Avenir Next" w:cs="Avenir Next" w:eastAsia="Avenir Next"/>
                 <w:i/>
                 <w:color w:val="5A5F66"/>
-                <w:sz w:val="17"/>
+                <w:sz w:val="22"/>
                 <w:szCs w:val="17"/>
               </w:rPr>
               <w:t xml:space="preserve">72 ÷ 6 = 12, so expect about 12.</w:t>
@@ -1576,7 +1580,7 @@
           </w:p>
           <w:p>
             <w:pPr>
-              <w:spacing w:before="0" w:after="0" w:line="60" w:lineRule="auto"/>
+              <w:spacing w:before="0" w:after="0" w:line="50" w:lineRule="exact"/>
             </w:pPr>
           </w:p>
           <w:tbl>
@@ -1645,25 +1649,25 @@
                 <w:rFonts w:ascii="Avenir Next" w:hAnsi="Avenir Next" w:cs="Avenir Next" w:eastAsia="Avenir Next"/>
                 <w:b/>
                 <w:color w:val="1A1A1A"/>
+                <w:sz w:val="22"/>
+                <w:szCs w:val="18"/>
+              </w:rPr>
+              <w:t xml:space="preserve">Answer</w:t>
+            </w:r>
+            <w:r>
+              <w:rPr>
+                <w:rFonts w:ascii="Avenir Next" w:hAnsi="Avenir Next" w:cs="Avenir Next" w:eastAsia="Avenir Next"/>
+                <w:color w:val="1A1A1A"/>
                 <w:sz w:val="18"/>
                 <w:szCs w:val="18"/>
               </w:rPr>
-              <w:t xml:space="preserve">Answer</w:t>
-            </w:r>
-            <w:r>
-              <w:rPr>
-                <w:rFonts w:ascii="Avenir Next" w:hAnsi="Avenir Next" w:cs="Avenir Next" w:eastAsia="Avenir Next"/>
-                <w:color w:val="1A1A1A"/>
-                <w:sz w:val="18"/>
-                <w:szCs w:val="18"/>
-              </w:rPr>
               <w:tab/>
             </w:r>
             <w:r>
               <w:rPr>
                 <w:rFonts w:ascii="Avenir Next" w:hAnsi="Avenir Next" w:cs="Avenir Next" w:eastAsia="Avenir Next"/>
                 <w:color w:val="1A1A1A"/>
-                <w:sz w:val="18"/>
+                <w:sz w:val="22"/>
                 <w:szCs w:val="18"/>
               </w:rPr>
               <w:t xml:space="preserve">  m</w:t>
@@ -1689,18 +1693,18 @@
                 <w:rFonts w:ascii="Avenir Next" w:hAnsi="Avenir Next" w:cs="Avenir Next" w:eastAsia="Avenir Next"/>
                 <w:b/>
                 <w:color w:val="1A1A1A"/>
+                <w:sz w:val="22"/>
+                <w:szCs w:val="20"/>
+              </w:rPr>
+              <w:t xml:space="preserve">4.</w:t>
+            </w:r>
+            <w:r>
+              <w:rPr>
+                <w:rFonts w:ascii="Avenir Next" w:hAnsi="Avenir Next" w:cs="Avenir Next" w:eastAsia="Avenir Next"/>
+                <w:color w:val="1A1A1A"/>
                 <w:sz w:val="20"/>
                 <w:szCs w:val="20"/>
               </w:rPr>
-              <w:t xml:space="preserve">4.</w:t>
-            </w:r>
-            <w:r>
-              <w:rPr>
-                <w:rFonts w:ascii="Avenir Next" w:hAnsi="Avenir Next" w:cs="Avenir Next" w:eastAsia="Avenir Next"/>
-                <w:color w:val="1A1A1A"/>
-                <w:sz w:val="20"/>
-                <w:szCs w:val="20"/>
-              </w:rPr>
               <w:tab/>
             </w:r>
             <w:r>
@@ -1708,7 +1712,7 @@
                 <w:rFonts w:ascii="Avenir Next" w:hAnsi="Avenir Next" w:cs="Avenir Next" w:eastAsia="Avenir Next"/>
                 <w:b/>
                 <w:color w:val="1A1A1A"/>
-                <w:sz w:val="20"/>
+                <w:sz w:val="22"/>
                 <w:szCs w:val="20"/>
               </w:rPr>
               <w:t xml:space="preserve">Stopping Early.  </w:t>
@@ -1717,7 +1721,7 @@
               <w:rPr>
                 <w:rFonts w:ascii="Avenir Next" w:hAnsi="Avenir Next" w:cs="Avenir Next" w:eastAsia="Avenir Next"/>
                 <w:color w:val="1A1A1A"/>
-                <w:sz w:val="20"/>
+                <w:sz w:val="22"/>
                 <w:szCs w:val="20"/>
               </w:rPr>
               <w:t xml:space="preserve">A rope 23.4 meters long is cut into 8 equal pieces. Marisol stops when 2 tenths are left over. What should she do next? Find the exact length.</w:t>
@@ -1734,7 +1738,7 @@
                 <w:rFonts w:ascii="Avenir Next" w:hAnsi="Avenir Next" w:cs="Avenir Next" w:eastAsia="Avenir Next"/>
                 <w:b/>
                 <w:color w:val="003A70"/>
-                <w:sz w:val="17"/>
+                <w:sz w:val="22"/>
                 <w:szCs w:val="17"/>
               </w:rPr>
               <w:t xml:space="preserve">Hint  </w:t>
@@ -1744,7 +1748,7 @@
                 <w:rFonts w:ascii="Avenir Next" w:hAnsi="Avenir Next" w:cs="Avenir Next" w:eastAsia="Avenir Next"/>
                 <w:i/>
                 <w:color w:val="5A5F66"/>
-                <w:sz w:val="17"/>
+                <w:sz w:val="22"/>
                 <w:szCs w:val="17"/>
               </w:rPr>
               <w:t xml:space="preserve">Write 23.4 as 23.400 so you can keep dividing.</w:t>
@@ -1752,7 +1756,7 @@
           </w:p>
           <w:p>
             <w:pPr>
-              <w:spacing w:before="0" w:after="0" w:line="60" w:lineRule="auto"/>
+              <w:spacing w:before="0" w:after="0" w:line="50" w:lineRule="exact"/>
             </w:pPr>
           </w:p>
           <w:tbl>
@@ -1821,25 +1825,25 @@
                 <w:rFonts w:ascii="Avenir Next" w:hAnsi="Avenir Next" w:cs="Avenir Next" w:eastAsia="Avenir Next"/>
                 <w:b/>
                 <w:color w:val="1A1A1A"/>
+                <w:sz w:val="22"/>
+                <w:szCs w:val="18"/>
+              </w:rPr>
+              <w:t xml:space="preserve">Answer</w:t>
+            </w:r>
+            <w:r>
+              <w:rPr>
+                <w:rFonts w:ascii="Avenir Next" w:hAnsi="Avenir Next" w:cs="Avenir Next" w:eastAsia="Avenir Next"/>
+                <w:color w:val="1A1A1A"/>
                 <w:sz w:val="18"/>
                 <w:szCs w:val="18"/>
               </w:rPr>
-              <w:t xml:space="preserve">Answer</w:t>
-            </w:r>
-            <w:r>
-              <w:rPr>
-                <w:rFonts w:ascii="Avenir Next" w:hAnsi="Avenir Next" w:cs="Avenir Next" w:eastAsia="Avenir Next"/>
-                <w:color w:val="1A1A1A"/>
-                <w:sz w:val="18"/>
-                <w:szCs w:val="18"/>
-              </w:rPr>
               <w:tab/>
             </w:r>
             <w:r>
               <w:rPr>
                 <w:rFonts w:ascii="Avenir Next" w:hAnsi="Avenir Next" w:cs="Avenir Next" w:eastAsia="Avenir Next"/>
                 <w:color w:val="1A1A1A"/>
-                <w:sz w:val="18"/>
+                <w:sz w:val="22"/>
                 <w:szCs w:val="18"/>
               </w:rPr>
               <w:t xml:space="preserve">  m</w:t>
@@ -1850,12 +1854,12 @@
     </w:tbl>
     <w:p>
       <w:pPr>
-        <w:spacing w:before="0" w:after="0" w:line="20" w:lineRule="exact"/>
+        <w:spacing w:before="0" w:after="0" w:line="50" w:lineRule="exact"/>
       </w:pPr>
     </w:p>
     <w:p>
       <w:pPr>
-        <w:spacing w:before="0" w:after="0" w:line="20" w:lineRule="exact"/>
+        <w:spacing w:before="0" w:after="0" w:line="50" w:lineRule="exact"/>
       </w:pPr>
     </w:p>
     <w:tbl>
@@ -1906,18 +1910,18 @@
                 <w:rFonts w:ascii="Avenir Next" w:hAnsi="Avenir Next" w:cs="Avenir Next" w:eastAsia="Avenir Next"/>
                 <w:b/>
                 <w:color w:val="1A1A1A"/>
+                <w:sz w:val="22"/>
+                <w:szCs w:val="20"/>
+              </w:rPr>
+              <w:t xml:space="preserve">5.</w:t>
+            </w:r>
+            <w:r>
+              <w:rPr>
+                <w:rFonts w:ascii="Avenir Next" w:hAnsi="Avenir Next" w:cs="Avenir Next" w:eastAsia="Avenir Next"/>
+                <w:color w:val="1A1A1A"/>
                 <w:sz w:val="20"/>
                 <w:szCs w:val="20"/>
               </w:rPr>
-              <w:t xml:space="preserve">5.</w:t>
-            </w:r>
-            <w:r>
-              <w:rPr>
-                <w:rFonts w:ascii="Avenir Next" w:hAnsi="Avenir Next" w:cs="Avenir Next" w:eastAsia="Avenir Next"/>
-                <w:color w:val="1A1A1A"/>
-                <w:sz w:val="20"/>
-                <w:szCs w:val="20"/>
-              </w:rPr>
               <w:tab/>
             </w:r>
             <w:r>
@@ -1925,7 +1929,7 @@
                 <w:rFonts w:ascii="Avenir Next" w:hAnsi="Avenir Next" w:cs="Avenir Next" w:eastAsia="Avenir Next"/>
                 <w:b/>
                 <w:color w:val="1A1A1A"/>
-                <w:sz w:val="20"/>
+                <w:sz w:val="22"/>
                 <w:szCs w:val="20"/>
               </w:rPr>
               <w:t xml:space="preserve">Bottle Cost.  </w:t>
@@ -1934,7 +1938,7 @@
               <w:rPr>
                 <w:rFonts w:ascii="Avenir Next" w:hAnsi="Avenir Next" w:cs="Avenir Next" w:eastAsia="Avenir Next"/>
                 <w:color w:val="1A1A1A"/>
-                <w:sz w:val="20"/>
+                <w:sz w:val="22"/>
                 <w:szCs w:val="20"/>
               </w:rPr>
               <w:t xml:space="preserve">A team paid $91.20 for 16 bottles. Trey says each cost $5.07. Is he right? Find the cost.</w:t>
@@ -1951,7 +1955,7 @@
                 <w:rFonts w:ascii="Avenir Next" w:hAnsi="Avenir Next" w:cs="Avenir Next" w:eastAsia="Avenir Next"/>
                 <w:b/>
                 <w:color w:val="003A70"/>
-                <w:sz w:val="17"/>
+                <w:sz w:val="22"/>
                 <w:szCs w:val="17"/>
               </w:rPr>
               <w:t xml:space="preserve">Hint  </w:t>
@@ -1961,7 +1965,7 @@
                 <w:rFonts w:ascii="Avenir Next" w:hAnsi="Avenir Next" w:cs="Avenir Next" w:eastAsia="Avenir Next"/>
                 <w:i/>
                 <w:color w:val="5A5F66"/>
-                <w:sz w:val="17"/>
+                <w:sz w:val="22"/>
                 <w:szCs w:val="17"/>
               </w:rPr>
               <w:t xml:space="preserve">Multiply 5.07 × 16 to test Trey’s answer.</w:t>
@@ -1969,7 +1973,7 @@
           </w:p>
           <w:p>
             <w:pPr>
-              <w:spacing w:before="0" w:after="0" w:line="60" w:lineRule="auto"/>
+              <w:spacing w:before="0" w:after="0" w:line="50" w:lineRule="exact"/>
             </w:pPr>
           </w:p>
           <w:tbl>
@@ -2038,25 +2042,25 @@
                 <w:rFonts w:ascii="Avenir Next" w:hAnsi="Avenir Next" w:cs="Avenir Next" w:eastAsia="Avenir Next"/>
                 <w:b/>
                 <w:color w:val="1A1A1A"/>
+                <w:sz w:val="22"/>
+                <w:szCs w:val="18"/>
+              </w:rPr>
+              <w:t xml:space="preserve">Answer</w:t>
+            </w:r>
+            <w:r>
+              <w:rPr>
+                <w:rFonts w:ascii="Avenir Next" w:hAnsi="Avenir Next" w:cs="Avenir Next" w:eastAsia="Avenir Next"/>
+                <w:color w:val="1A1A1A"/>
                 <w:sz w:val="18"/>
                 <w:szCs w:val="18"/>
               </w:rPr>
-              <w:t xml:space="preserve">Answer</w:t>
-            </w:r>
-            <w:r>
-              <w:rPr>
-                <w:rFonts w:ascii="Avenir Next" w:hAnsi="Avenir Next" w:cs="Avenir Next" w:eastAsia="Avenir Next"/>
-                <w:color w:val="1A1A1A"/>
-                <w:sz w:val="18"/>
-                <w:szCs w:val="18"/>
-              </w:rPr>
               <w:tab/>
             </w:r>
             <w:r>
               <w:rPr>
                 <w:rFonts w:ascii="Avenir Next" w:hAnsi="Avenir Next" w:cs="Avenir Next" w:eastAsia="Avenir Next"/>
                 <w:color w:val="1A1A1A"/>
-                <w:sz w:val="18"/>
+                <w:sz w:val="22"/>
                 <w:szCs w:val="18"/>
               </w:rPr>
               <w:t xml:space="preserve">  dollars</w:t>
@@ -2082,18 +2086,18 @@
                 <w:rFonts w:ascii="Avenir Next" w:hAnsi="Avenir Next" w:cs="Avenir Next" w:eastAsia="Avenir Next"/>
                 <w:b/>
                 <w:color w:val="1A1A1A"/>
+                <w:sz w:val="22"/>
+                <w:szCs w:val="20"/>
+              </w:rPr>
+              <w:t xml:space="preserve">6.</w:t>
+            </w:r>
+            <w:r>
+              <w:rPr>
+                <w:rFonts w:ascii="Avenir Next" w:hAnsi="Avenir Next" w:cs="Avenir Next" w:eastAsia="Avenir Next"/>
+                <w:color w:val="1A1A1A"/>
                 <w:sz w:val="20"/>
                 <w:szCs w:val="20"/>
               </w:rPr>
-              <w:t xml:space="preserve">6.</w:t>
-            </w:r>
-            <w:r>
-              <w:rPr>
-                <w:rFonts w:ascii="Avenir Next" w:hAnsi="Avenir Next" w:cs="Avenir Next" w:eastAsia="Avenir Next"/>
-                <w:color w:val="1A1A1A"/>
-                <w:sz w:val="20"/>
-                <w:szCs w:val="20"/>
-              </w:rPr>
               <w:tab/>
             </w:r>
             <w:r>
@@ -2101,7 +2105,7 @@
                 <w:rFonts w:ascii="Avenir Next" w:hAnsi="Avenir Next" w:cs="Avenir Next" w:eastAsia="Avenir Next"/>
                 <w:b/>
                 <w:color w:val="1A1A1A"/>
-                <w:sz w:val="20"/>
+                <w:sz w:val="22"/>
                 <w:szCs w:val="20"/>
               </w:rPr>
               <w:t xml:space="preserve">Shared Cost.  </w:t>
@@ -2110,7 +2114,7 @@
               <w:rPr>
                 <w:rFonts w:ascii="Avenir Next" w:hAnsi="Avenir Next" w:cs="Avenir Next" w:eastAsia="Avenir Next"/>
                 <w:color w:val="1A1A1A"/>
-                <w:sz w:val="20"/>
+                <w:sz w:val="22"/>
                 <w:szCs w:val="20"/>
               </w:rPr>
               <w:t xml:space="preserve">Five friends split a $46.35 bill evenly. How much does each pay?</w:t>
@@ -2118,7 +2122,7 @@
           </w:p>
           <w:p>
             <w:pPr>
-              <w:spacing w:before="0" w:after="0" w:line="60" w:lineRule="auto"/>
+              <w:spacing w:before="0" w:after="0" w:line="50" w:lineRule="exact"/>
             </w:pPr>
           </w:p>
           <w:tbl>
@@ -2187,25 +2191,25 @@
                 <w:rFonts w:ascii="Avenir Next" w:hAnsi="Avenir Next" w:cs="Avenir Next" w:eastAsia="Avenir Next"/>
                 <w:b/>
                 <w:color w:val="1A1A1A"/>
+                <w:sz w:val="22"/>
+                <w:szCs w:val="18"/>
+              </w:rPr>
+              <w:t xml:space="preserve">Answer</w:t>
+            </w:r>
+            <w:r>
+              <w:rPr>
+                <w:rFonts w:ascii="Avenir Next" w:hAnsi="Avenir Next" w:cs="Avenir Next" w:eastAsia="Avenir Next"/>
+                <w:color w:val="1A1A1A"/>
                 <w:sz w:val="18"/>
                 <w:szCs w:val="18"/>
               </w:rPr>
-              <w:t xml:space="preserve">Answer</w:t>
-            </w:r>
-            <w:r>
-              <w:rPr>
-                <w:rFonts w:ascii="Avenir Next" w:hAnsi="Avenir Next" w:cs="Avenir Next" w:eastAsia="Avenir Next"/>
-                <w:color w:val="1A1A1A"/>
-                <w:sz w:val="18"/>
-                <w:szCs w:val="18"/>
-              </w:rPr>
               <w:tab/>
             </w:r>
             <w:r>
               <w:rPr>
                 <w:rFonts w:ascii="Avenir Next" w:hAnsi="Avenir Next" w:cs="Avenir Next" w:eastAsia="Avenir Next"/>
                 <w:color w:val="1A1A1A"/>
-                <w:sz w:val="18"/>
+                <w:sz w:val="22"/>
                 <w:szCs w:val="18"/>
               </w:rPr>
               <w:t xml:space="preserve">  dollars</w:t>
@@ -2216,12 +2220,12 @@
     </w:tbl>
     <w:p>
       <w:pPr>
-        <w:spacing w:before="0" w:after="0" w:line="20" w:lineRule="exact"/>
+        <w:spacing w:before="0" w:after="0" w:line="50" w:lineRule="exact"/>
       </w:pPr>
     </w:p>
     <w:p>
       <w:pPr>
-        <w:spacing w:before="0" w:after="0" w:line="20" w:lineRule="exact"/>
+        <w:spacing w:before="0" w:after="0" w:line="50" w:lineRule="exact"/>
       </w:pPr>
     </w:p>
     <w:tbl>
@@ -2271,18 +2275,18 @@
                 <w:rFonts w:ascii="Avenir Next" w:hAnsi="Avenir Next" w:cs="Avenir Next" w:eastAsia="Avenir Next"/>
                 <w:b/>
                 <w:color w:val="1A1A1A"/>
+                <w:sz w:val="22"/>
+                <w:szCs w:val="20"/>
+              </w:rPr>
+              <w:t xml:space="preserve">7.</w:t>
+            </w:r>
+            <w:r>
+              <w:rPr>
+                <w:rFonts w:ascii="Avenir Next" w:hAnsi="Avenir Next" w:cs="Avenir Next" w:eastAsia="Avenir Next"/>
+                <w:color w:val="1A1A1A"/>
                 <w:sz w:val="20"/>
                 <w:szCs w:val="20"/>
               </w:rPr>
-              <w:t xml:space="preserve">7.</w:t>
-            </w:r>
-            <w:r>
-              <w:rPr>
-                <w:rFonts w:ascii="Avenir Next" w:hAnsi="Avenir Next" w:cs="Avenir Next" w:eastAsia="Avenir Next"/>
-                <w:color w:val="1A1A1A"/>
-                <w:sz w:val="20"/>
-                <w:szCs w:val="20"/>
-              </w:rPr>
               <w:tab/>
             </w:r>
             <w:r>
@@ -2290,7 +2294,7 @@
                 <w:rFonts w:ascii="Avenir Next" w:hAnsi="Avenir Next" w:cs="Avenir Next" w:eastAsia="Avenir Next"/>
                 <w:b/>
                 <w:color w:val="1A1A1A"/>
-                <w:sz w:val="20"/>
+                <w:sz w:val="22"/>
                 <w:szCs w:val="20"/>
               </w:rPr>
               <w:t xml:space="preserve">Two Ways to Split.  </w:t>
@@ -2299,7 +2303,7 @@
               <w:rPr>
                 <w:rFonts w:ascii="Avenir Next" w:hAnsi="Avenir Next" w:cs="Avenir Next" w:eastAsia="Avenir Next"/>
                 <w:color w:val="1A1A1A"/>
-                <w:sz w:val="20"/>
+                <w:sz w:val="22"/>
                 <w:szCs w:val="20"/>
               </w:rPr>
               <w:t xml:space="preserve">Two 58.8-meter rolls of wire are cut. One is cut into 7 equal pieces; the other into 14.</w:t>
@@ -2316,7 +2320,7 @@
                 <w:rFonts w:ascii="Avenir Next" w:hAnsi="Avenir Next" w:cs="Avenir Next" w:eastAsia="Avenir Next"/>
                 <w:b/>
                 <w:color w:val="003A70"/>
-                <w:sz w:val="17"/>
+                <w:sz w:val="22"/>
                 <w:szCs w:val="17"/>
               </w:rPr>
               <w:t xml:space="preserve">Hint  </w:t>
@@ -2326,7 +2330,7 @@
                 <w:rFonts w:ascii="Avenir Next" w:hAnsi="Avenir Next" w:cs="Avenir Next" w:eastAsia="Avenir Next"/>
                 <w:i/>
                 <w:color w:val="5A5F66"/>
-                <w:sz w:val="17"/>
+                <w:sz w:val="22"/>
                 <w:szCs w:val="17"/>
               </w:rPr>
               <w:t xml:space="preserve">14 is double 7. What happens to each piece?</w:t>
@@ -2346,10 +2350,28 @@
                 <w:rFonts w:ascii="Avenir Next" w:hAnsi="Avenir Next" w:cs="Avenir Next" w:eastAsia="Avenir Next"/>
                 <w:b/>
                 <w:color w:val="003A70"/>
+                <w:sz w:val="22"/>
+                <w:szCs w:val="20"/>
+              </w:rPr>
+              <w:t xml:space="preserve">a.</w:t>
+            </w:r>
+            <w:r>
+              <w:rPr>
+                <w:rFonts w:ascii="Avenir Next" w:hAnsi="Avenir Next" w:cs="Avenir Next" w:eastAsia="Avenir Next"/>
+                <w:color w:val="1A1A1A"/>
                 <w:sz w:val="20"/>
                 <w:szCs w:val="20"/>
               </w:rPr>
-              <w:t xml:space="preserve">a.</w:t>
+              <w:tab/>
+            </w:r>
+            <w:r>
+              <w:rPr>
+                <w:rFonts w:ascii="Avenir Next" w:hAnsi="Avenir Next" w:cs="Avenir Next" w:eastAsia="Avenir Next"/>
+                <w:color w:val="1A1A1A"/>
+                <w:sz w:val="22"/>
+                <w:szCs w:val="20"/>
+              </w:rPr>
+              <w:t xml:space="preserve">Piece length for 7 pieces: </w:t>
             </w:r>
             <w:r>
               <w:rPr>
@@ -2357,8 +2379,18 @@
                 <w:color w:val="1A1A1A"/>
                 <w:sz w:val="20"/>
                 <w:szCs w:val="20"/>
-              </w:rPr>
-              <w:tab/>
+                <w:u w:val="single"/>
+              </w:rPr>
+              <w:t xml:space="preserve">           </w:t>
+            </w:r>
+            <w:r>
+              <w:rPr>
+                <w:rFonts w:ascii="Avenir Next" w:hAnsi="Avenir Next" w:cs="Avenir Next" w:eastAsia="Avenir Next"/>
+                <w:color w:val="1A1A1A"/>
+                <w:sz w:val="22"/>
+                <w:szCs w:val="20"/>
+              </w:rPr>
+              <w:t xml:space="preserve"> m   for 14 pieces: </w:t>
             </w:r>
             <w:r>
               <w:rPr>
@@ -2366,15 +2398,6 @@
                 <w:color w:val="1A1A1A"/>
                 <w:sz w:val="20"/>
                 <w:szCs w:val="20"/>
-              </w:rPr>
-              <w:t xml:space="preserve">Piece length for 7 pieces: </w:t>
-            </w:r>
-            <w:r>
-              <w:rPr>
-                <w:rFonts w:ascii="Avenir Next" w:hAnsi="Avenir Next" w:cs="Avenir Next" w:eastAsia="Avenir Next"/>
-                <w:color w:val="1A1A1A"/>
-                <w:sz w:val="20"/>
-                <w:szCs w:val="20"/>
                 <w:u w:val="single"/>
               </w:rPr>
               <w:t xml:space="preserve">           </w:t>
@@ -2383,26 +2406,7 @@
               <w:rPr>
                 <w:rFonts w:ascii="Avenir Next" w:hAnsi="Avenir Next" w:cs="Avenir Next" w:eastAsia="Avenir Next"/>
                 <w:color w:val="1A1A1A"/>
-                <w:sz w:val="20"/>
-                <w:szCs w:val="20"/>
-              </w:rPr>
-              <w:t xml:space="preserve"> m   for 14 pieces: </w:t>
-            </w:r>
-            <w:r>
-              <w:rPr>
-                <w:rFonts w:ascii="Avenir Next" w:hAnsi="Avenir Next" w:cs="Avenir Next" w:eastAsia="Avenir Next"/>
-                <w:color w:val="1A1A1A"/>
-                <w:sz w:val="20"/>
-                <w:szCs w:val="20"/>
-                <w:u w:val="single"/>
-              </w:rPr>
-              <w:t xml:space="preserve">           </w:t>
-            </w:r>
-            <w:r>
-              <w:rPr>
-                <w:rFonts w:ascii="Avenir Next" w:hAnsi="Avenir Next" w:cs="Avenir Next" w:eastAsia="Avenir Next"/>
-                <w:color w:val="1A1A1A"/>
-                <w:sz w:val="20"/>
+                <w:sz w:val="22"/>
                 <w:szCs w:val="20"/>
               </w:rPr>
               <w:t xml:space="preserve"> m</w:t>
@@ -2422,10 +2426,28 @@
                 <w:rFonts w:ascii="Avenir Next" w:hAnsi="Avenir Next" w:cs="Avenir Next" w:eastAsia="Avenir Next"/>
                 <w:b/>
                 <w:color w:val="003A70"/>
+                <w:sz w:val="22"/>
+                <w:szCs w:val="20"/>
+              </w:rPr>
+              <w:t xml:space="preserve">b.</w:t>
+            </w:r>
+            <w:r>
+              <w:rPr>
+                <w:rFonts w:ascii="Avenir Next" w:hAnsi="Avenir Next" w:cs="Avenir Next" w:eastAsia="Avenir Next"/>
+                <w:color w:val="1A1A1A"/>
                 <w:sz w:val="20"/>
                 <w:szCs w:val="20"/>
               </w:rPr>
-              <w:t xml:space="preserve">b.</w:t>
+              <w:tab/>
+            </w:r>
+            <w:r>
+              <w:rPr>
+                <w:rFonts w:ascii="Avenir Next" w:hAnsi="Avenir Next" w:cs="Avenir Next" w:eastAsia="Avenir Next"/>
+                <w:color w:val="1A1A1A"/>
+                <w:sz w:val="22"/>
+                <w:szCs w:val="20"/>
+              </w:rPr>
+              <w:t xml:space="preserve">How does the second length compare with the first?</w:t>
             </w:r>
             <w:r>
               <w:rPr>
@@ -2434,7 +2456,7 @@
                 <w:sz w:val="20"/>
                 <w:szCs w:val="20"/>
               </w:rPr>
-              <w:tab/>
+              <w:t xml:space="preserve">  </w:t>
             </w:r>
             <w:r>
               <w:rPr>
@@ -2442,24 +2464,6 @@
                 <w:color w:val="1A1A1A"/>
                 <w:sz w:val="20"/>
                 <w:szCs w:val="20"/>
-              </w:rPr>
-              <w:t xml:space="preserve">How does the second length compare with the first?</w:t>
-            </w:r>
-            <w:r>
-              <w:rPr>
-                <w:rFonts w:ascii="Avenir Next" w:hAnsi="Avenir Next" w:cs="Avenir Next" w:eastAsia="Avenir Next"/>
-                <w:color w:val="1A1A1A"/>
-                <w:sz w:val="20"/>
-                <w:szCs w:val="20"/>
-              </w:rPr>
-              <w:t xml:space="preserve">  </w:t>
-            </w:r>
-            <w:r>
-              <w:rPr>
-                <w:rFonts w:ascii="Avenir Next" w:hAnsi="Avenir Next" w:cs="Avenir Next" w:eastAsia="Avenir Next"/>
-                <w:color w:val="1A1A1A"/>
-                <w:sz w:val="20"/>
-                <w:szCs w:val="20"/>
                 <w:u w:val="single"/>
               </w:rPr>
               <w:t xml:space="preserve">                      </w:t>
@@ -2467,7 +2471,7 @@
           </w:p>
           <w:p>
             <w:pPr>
-              <w:spacing w:before="0" w:after="0" w:line="60" w:lineRule="auto"/>
+              <w:spacing w:before="0" w:after="0" w:line="50" w:lineRule="exact"/>
             </w:pPr>
           </w:p>
           <w:tbl>
@@ -2525,7 +2529,7 @@
           </w:tbl>
           <w:p>
             <w:pPr>
-              <w:spacing w:before="0" w:after="0" w:line="24" w:lineRule="auto"/>
+              <w:spacing w:before="0" w:after="0" w:line="50" w:lineRule="exact"/>
             </w:pPr>
           </w:p>
         </w:tc>
@@ -2533,12 +2537,12 @@
     </w:tbl>
     <w:p>
       <w:pPr>
-        <w:spacing w:before="0" w:after="0" w:line="20" w:lineRule="exact"/>
+        <w:spacing w:before="0" w:after="0" w:line="50" w:lineRule="exact"/>
       </w:pPr>
     </w:p>
     <w:p>
       <w:pPr>
-        <w:spacing w:before="0" w:after="0" w:line="20" w:lineRule="exact"/>
+        <w:spacing w:before="0" w:after="0" w:line="50" w:lineRule="exact"/>
       </w:pPr>
     </w:p>
     <w:tbl>
@@ -2588,18 +2592,18 @@
                 <w:rFonts w:ascii="Avenir Next" w:hAnsi="Avenir Next" w:cs="Avenir Next" w:eastAsia="Avenir Next"/>
                 <w:b/>
                 <w:color w:val="1A1A1A"/>
+                <w:sz w:val="22"/>
+                <w:szCs w:val="20"/>
+              </w:rPr>
+              <w:t xml:space="preserve">8.</w:t>
+            </w:r>
+            <w:r>
+              <w:rPr>
+                <w:rFonts w:ascii="Avenir Next" w:hAnsi="Avenir Next" w:cs="Avenir Next" w:eastAsia="Avenir Next"/>
+                <w:color w:val="1A1A1A"/>
                 <w:sz w:val="20"/>
                 <w:szCs w:val="20"/>
               </w:rPr>
-              <w:t xml:space="preserve">8.</w:t>
-            </w:r>
-            <w:r>
-              <w:rPr>
-                <w:rFonts w:ascii="Avenir Next" w:hAnsi="Avenir Next" w:cs="Avenir Next" w:eastAsia="Avenir Next"/>
-                <w:color w:val="1A1A1A"/>
-                <w:sz w:val="20"/>
-                <w:szCs w:val="20"/>
-              </w:rPr>
               <w:tab/>
             </w:r>
             <w:r>
@@ -2607,7 +2611,7 @@
                 <w:rFonts w:ascii="Avenir Next" w:hAnsi="Avenir Next" w:cs="Avenir Next" w:eastAsia="Avenir Next"/>
                 <w:b/>
                 <w:color w:val="1A1A1A"/>
-                <w:sz w:val="20"/>
+                <w:sz w:val="22"/>
                 <w:szCs w:val="20"/>
               </w:rPr>
               <w:t xml:space="preserve">Field Trip Buses.  </w:t>
@@ -2616,7 +2620,7 @@
               <w:rPr>
                 <w:rFonts w:ascii="Avenir Next" w:hAnsi="Avenir Next" w:cs="Avenir Next" w:eastAsia="Avenir Next"/>
                 <w:color w:val="1A1A1A"/>
-                <w:sz w:val="20"/>
+                <w:sz w:val="22"/>
                 <w:szCs w:val="20"/>
               </w:rPr>
               <w:t xml:space="preserve">A school pays $591.60 to rent 6 buses for a trip.</w:t>
@@ -2636,10 +2640,28 @@
                 <w:rFonts w:ascii="Avenir Next" w:hAnsi="Avenir Next" w:cs="Avenir Next" w:eastAsia="Avenir Next"/>
                 <w:b/>
                 <w:color w:val="003A70"/>
+                <w:sz w:val="22"/>
+                <w:szCs w:val="20"/>
+              </w:rPr>
+              <w:t xml:space="preserve">a.</w:t>
+            </w:r>
+            <w:r>
+              <w:rPr>
+                <w:rFonts w:ascii="Avenir Next" w:hAnsi="Avenir Next" w:cs="Avenir Next" w:eastAsia="Avenir Next"/>
+                <w:color w:val="1A1A1A"/>
                 <w:sz w:val="20"/>
                 <w:szCs w:val="20"/>
               </w:rPr>
-              <w:t xml:space="preserve">a.</w:t>
+              <w:tab/>
+            </w:r>
+            <w:r>
+              <w:rPr>
+                <w:rFonts w:ascii="Avenir Next" w:hAnsi="Avenir Next" w:cs="Avenir Next" w:eastAsia="Avenir Next"/>
+                <w:color w:val="1A1A1A"/>
+                <w:sz w:val="22"/>
+                <w:szCs w:val="20"/>
+              </w:rPr>
+              <w:t xml:space="preserve">Find the cost of one bus.</w:t>
             </w:r>
             <w:r>
               <w:rPr>
@@ -2648,7 +2670,7 @@
                 <w:sz w:val="20"/>
                 <w:szCs w:val="20"/>
               </w:rPr>
-              <w:tab/>
+              <w:t xml:space="preserve">  </w:t>
             </w:r>
             <w:r>
               <w:rPr>
@@ -2656,24 +2678,6 @@
                 <w:color w:val="1A1A1A"/>
                 <w:sz w:val="20"/>
                 <w:szCs w:val="20"/>
-              </w:rPr>
-              <w:t xml:space="preserve">Find the cost of one bus.</w:t>
-            </w:r>
-            <w:r>
-              <w:rPr>
-                <w:rFonts w:ascii="Avenir Next" w:hAnsi="Avenir Next" w:cs="Avenir Next" w:eastAsia="Avenir Next"/>
-                <w:color w:val="1A1A1A"/>
-                <w:sz w:val="20"/>
-                <w:szCs w:val="20"/>
-              </w:rPr>
-              <w:t xml:space="preserve">  </w:t>
-            </w:r>
-            <w:r>
-              <w:rPr>
-                <w:rFonts w:ascii="Avenir Next" w:hAnsi="Avenir Next" w:cs="Avenir Next" w:eastAsia="Avenir Next"/>
-                <w:color w:val="1A1A1A"/>
-                <w:sz w:val="20"/>
-                <w:szCs w:val="20"/>
                 <w:u w:val="single"/>
               </w:rPr>
               <w:t xml:space="preserve">                </w:t>
@@ -2682,7 +2686,7 @@
               <w:rPr>
                 <w:rFonts w:ascii="Avenir Next" w:hAnsi="Avenir Next" w:cs="Avenir Next" w:eastAsia="Avenir Next"/>
                 <w:color w:val="1A1A1A"/>
-                <w:sz w:val="20"/>
+                <w:sz w:val="22"/>
                 <w:szCs w:val="20"/>
               </w:rPr>
               <w:t xml:space="preserve"> dollars</w:t>
@@ -2702,10 +2706,28 @@
                 <w:rFonts w:ascii="Avenir Next" w:hAnsi="Avenir Next" w:cs="Avenir Next" w:eastAsia="Avenir Next"/>
                 <w:b/>
                 <w:color w:val="003A70"/>
+                <w:sz w:val="22"/>
+                <w:szCs w:val="20"/>
+              </w:rPr>
+              <w:t xml:space="preserve">b.</w:t>
+            </w:r>
+            <w:r>
+              <w:rPr>
+                <w:rFonts w:ascii="Avenir Next" w:hAnsi="Avenir Next" w:cs="Avenir Next" w:eastAsia="Avenir Next"/>
+                <w:color w:val="1A1A1A"/>
                 <w:sz w:val="20"/>
                 <w:szCs w:val="20"/>
               </w:rPr>
-              <w:t xml:space="preserve">b.</w:t>
+              <w:tab/>
+            </w:r>
+            <w:r>
+              <w:rPr>
+                <w:rFonts w:ascii="Avenir Next" w:hAnsi="Avenir Next" w:cs="Avenir Next" w:eastAsia="Avenir Next"/>
+                <w:color w:val="1A1A1A"/>
+                <w:sz w:val="22"/>
+                <w:szCs w:val="20"/>
+              </w:rPr>
+              <w:t xml:space="preserve">Two more buses are added at the same rate. Find the new total.</w:t>
             </w:r>
             <w:r>
               <w:rPr>
@@ -2714,7 +2736,7 @@
                 <w:sz w:val="20"/>
                 <w:szCs w:val="20"/>
               </w:rPr>
-              <w:tab/>
+              <w:t xml:space="preserve">  </w:t>
             </w:r>
             <w:r>
               <w:rPr>
@@ -2722,24 +2744,6 @@
                 <w:color w:val="1A1A1A"/>
                 <w:sz w:val="20"/>
                 <w:szCs w:val="20"/>
-              </w:rPr>
-              <w:t xml:space="preserve">Two more buses are added at the same rate. Find the new total.</w:t>
-            </w:r>
-            <w:r>
-              <w:rPr>
-                <w:rFonts w:ascii="Avenir Next" w:hAnsi="Avenir Next" w:cs="Avenir Next" w:eastAsia="Avenir Next"/>
-                <w:color w:val="1A1A1A"/>
-                <w:sz w:val="20"/>
-                <w:szCs w:val="20"/>
-              </w:rPr>
-              <w:t xml:space="preserve">  </w:t>
-            </w:r>
-            <w:r>
-              <w:rPr>
-                <w:rFonts w:ascii="Avenir Next" w:hAnsi="Avenir Next" w:cs="Avenir Next" w:eastAsia="Avenir Next"/>
-                <w:color w:val="1A1A1A"/>
-                <w:sz w:val="20"/>
-                <w:szCs w:val="20"/>
                 <w:u w:val="single"/>
               </w:rPr>
               <w:t xml:space="preserve">                </w:t>
@@ -2748,7 +2752,7 @@
               <w:rPr>
                 <w:rFonts w:ascii="Avenir Next" w:hAnsi="Avenir Next" w:cs="Avenir Next" w:eastAsia="Avenir Next"/>
                 <w:color w:val="1A1A1A"/>
-                <w:sz w:val="20"/>
+                <w:sz w:val="22"/>
                 <w:szCs w:val="20"/>
               </w:rPr>
               <w:t xml:space="preserve"> dollars</w:t>
@@ -2756,7 +2760,7 @@
           </w:p>
           <w:p>
             <w:pPr>
-              <w:spacing w:before="0" w:after="0" w:line="60" w:lineRule="auto"/>
+              <w:spacing w:before="0" w:after="0" w:line="50" w:lineRule="exact"/>
             </w:pPr>
           </w:p>
           <w:tbl>
@@ -2814,7 +2818,7 @@
           </w:tbl>
           <w:p>
             <w:pPr>
-              <w:spacing w:before="0" w:after="0" w:line="24" w:lineRule="auto"/>
+              <w:spacing w:before="0" w:after="0" w:line="50" w:lineRule="exact"/>
             </w:pPr>
           </w:p>
         </w:tc>
@@ -2822,11 +2826,12 @@
     </w:tbl>
     <w:p>
       <w:pPr>
-        <w:spacing w:before="0" w:after="0" w:line="20" w:lineRule="exact"/>
+        <w:spacing w:before="0" w:after="0" w:line="50" w:lineRule="exact"/>
       </w:pPr>
     </w:p>
     <w:p>
       <w:pPr>
+        <w:pStyle w:val="Heading2"/>
         <w:keepNext/>
         <w:pBdr>
           <w:bottom w:val="single" w:sz="8" w:space="3" w:color="003A70"/>
@@ -2842,7 +2847,7 @@
           <w:b/>
           <w:color w:val="003A70"/>
           <w:spacing w:val="14"/>
-          <w:sz w:val="19"/>
+          <w:sz w:val="22"/>
           <w:szCs w:val="19"/>
         </w:rPr>
         <w:t xml:space="preserve">FIND THE ERROR</w:t>
@@ -2861,7 +2866,7 @@
           <w:rFonts w:ascii="Avenir Next" w:hAnsi="Avenir Next" w:cs="Avenir Next" w:eastAsia="Avenir Next"/>
           <w:i/>
           <w:color w:val="5A5F66"/>
-          <w:sz w:val="17"/>
+          <w:sz w:val="22"/>
           <w:szCs w:val="17"/>
         </w:rPr>
         <w:t xml:space="preserve">explain the mistake, then fix it</w:t>
@@ -2869,7 +2874,7 @@
     </w:p>
     <w:p>
       <w:pPr>
-        <w:spacing w:before="0" w:after="0" w:line="20" w:lineRule="exact"/>
+        <w:spacing w:before="0" w:after="0" w:line="50" w:lineRule="exact"/>
       </w:pPr>
     </w:p>
     <w:tbl>
@@ -2919,18 +2924,18 @@
                 <w:rFonts w:ascii="Avenir Next" w:hAnsi="Avenir Next" w:cs="Avenir Next" w:eastAsia="Avenir Next"/>
                 <w:b/>
                 <w:color w:val="1A1A1A"/>
+                <w:sz w:val="22"/>
+                <w:szCs w:val="20"/>
+              </w:rPr>
+              <w:t xml:space="preserve">9.</w:t>
+            </w:r>
+            <w:r>
+              <w:rPr>
+                <w:rFonts w:ascii="Avenir Next" w:hAnsi="Avenir Next" w:cs="Avenir Next" w:eastAsia="Avenir Next"/>
+                <w:color w:val="1A1A1A"/>
                 <w:sz w:val="20"/>
                 <w:szCs w:val="20"/>
               </w:rPr>
-              <w:t xml:space="preserve">9.</w:t>
-            </w:r>
-            <w:r>
-              <w:rPr>
-                <w:rFonts w:ascii="Avenir Next" w:hAnsi="Avenir Next" w:cs="Avenir Next" w:eastAsia="Avenir Next"/>
-                <w:color w:val="1A1A1A"/>
-                <w:sz w:val="20"/>
-                <w:szCs w:val="20"/>
-              </w:rPr>
               <w:tab/>
             </w:r>
             <w:r>
@@ -2938,7 +2943,7 @@
                 <w:rFonts w:ascii="Avenir Next" w:hAnsi="Avenir Next" w:cs="Avenir Next" w:eastAsia="Avenir Next"/>
                 <w:b/>
                 <w:color w:val="1A1A1A"/>
-                <w:sz w:val="20"/>
+                <w:sz w:val="22"/>
                 <w:szCs w:val="20"/>
               </w:rPr>
               <w:t xml:space="preserve">Wendell’s Work.  </w:t>
@@ -2947,7 +2952,7 @@
               <w:rPr>
                 <w:rFonts w:ascii="Avenir Next" w:hAnsi="Avenir Next" w:cs="Avenir Next" w:eastAsia="Avenir Next"/>
                 <w:color w:val="1A1A1A"/>
-                <w:sz w:val="20"/>
+                <w:sz w:val="22"/>
                 <w:szCs w:val="20"/>
               </w:rPr>
               <w:t xml:space="preserve">Dividing 36.8 by 4, Wendell got the digits right but wrote his quotient as 0.92. Explain his mistake and give the correct quotient.</w:t>
@@ -2993,7 +2998,7 @@
                 </w:tcPr>
                 <w:p>
                   <w:pPr>
-                    <w:spacing w:before="0" w:after="0" w:line="240" w:lineRule="auto"/>
+                    <w:spacing w:before="0" w:after="0" w:line="50" w:lineRule="exact"/>
                   </w:pPr>
                 </w:p>
               </w:tc>
@@ -3013,7 +3018,7 @@
                 </w:tcPr>
                 <w:p>
                   <w:pPr>
-                    <w:spacing w:before="0" w:after="0" w:line="240" w:lineRule="auto"/>
+                    <w:spacing w:before="0" w:after="0" w:line="50" w:lineRule="exact"/>
                   </w:pPr>
                 </w:p>
               </w:tc>
@@ -3021,7 +3026,7 @@
           </w:tbl>
           <w:p>
             <w:pPr>
-              <w:spacing w:before="0" w:after="0" w:line="24" w:lineRule="auto"/>
+              <w:spacing w:before="0" w:after="0" w:line="50" w:lineRule="exact"/>
             </w:pPr>
           </w:p>
         </w:tc>
@@ -3029,11 +3034,12 @@
     </w:tbl>
     <w:p>
       <w:pPr>
-        <w:spacing w:before="0" w:after="0" w:line="20" w:lineRule="exact"/>
+        <w:spacing w:before="0" w:after="0" w:line="50" w:lineRule="exact"/>
       </w:pPr>
     </w:p>
     <w:p>
       <w:pPr>
+        <w:pStyle w:val="Heading2"/>
         <w:keepNext/>
         <w:pBdr>
           <w:bottom w:val="single" w:sz="8" w:space="3" w:color="003A70"/>
@@ -3049,7 +3055,7 @@
           <w:b/>
           <w:color w:val="003A70"/>
           <w:spacing w:val="14"/>
-          <w:sz w:val="19"/>
+          <w:sz w:val="22"/>
           <w:szCs w:val="19"/>
         </w:rPr>
         <w:t xml:space="preserve">TEST PRACTICE</w:t>
@@ -3068,7 +3074,7 @@
           <w:rFonts w:ascii="Avenir Next" w:hAnsi="Avenir Next" w:cs="Avenir Next" w:eastAsia="Avenir Next"/>
           <w:i/>
           <w:color w:val="5A5F66"/>
-          <w:sz w:val="17"/>
+          <w:sz w:val="22"/>
           <w:szCs w:val="17"/>
         </w:rPr>
         <w:t xml:space="preserve">choose the best answer</w:t>
@@ -3076,7 +3082,7 @@
     </w:p>
     <w:p>
       <w:pPr>
-        <w:spacing w:before="0" w:after="0" w:line="20" w:lineRule="exact"/>
+        <w:spacing w:before="0" w:after="0" w:line="50" w:lineRule="exact"/>
       </w:pPr>
     </w:p>
     <w:tbl>
@@ -3126,25 +3132,25 @@
                 <w:rFonts w:ascii="Avenir Next" w:hAnsi="Avenir Next" w:cs="Avenir Next" w:eastAsia="Avenir Next"/>
                 <w:b/>
                 <w:color w:val="1A1A1A"/>
+                <w:sz w:val="22"/>
+                <w:szCs w:val="20"/>
+              </w:rPr>
+              <w:t xml:space="preserve">10.</w:t>
+            </w:r>
+            <w:r>
+              <w:rPr>
+                <w:rFonts w:ascii="Avenir Next" w:hAnsi="Avenir Next" w:cs="Avenir Next" w:eastAsia="Avenir Next"/>
+                <w:color w:val="1A1A1A"/>
                 <w:sz w:val="20"/>
                 <w:szCs w:val="20"/>
               </w:rPr>
-              <w:t xml:space="preserve">10.</w:t>
-            </w:r>
-            <w:r>
-              <w:rPr>
-                <w:rFonts w:ascii="Avenir Next" w:hAnsi="Avenir Next" w:cs="Avenir Next" w:eastAsia="Avenir Next"/>
-                <w:color w:val="1A1A1A"/>
-                <w:sz w:val="20"/>
-                <w:szCs w:val="20"/>
-              </w:rPr>
               <w:tab/>
             </w:r>
             <w:r>
               <w:rPr>
                 <w:rFonts w:ascii="Avenir Next" w:hAnsi="Avenir Next" w:cs="Avenir Next" w:eastAsia="Avenir Next"/>
                 <w:color w:val="1A1A1A"/>
-                <w:sz w:val="20"/>
+                <w:sz w:val="22"/>
                 <w:szCs w:val="20"/>
               </w:rPr>
               <w:t xml:space="preserve">Find 9.6 ÷ 3.</w:t>
@@ -3200,25 +3206,25 @@
                       <w:rFonts w:ascii="Avenir Next" w:hAnsi="Avenir Next" w:cs="Avenir Next" w:eastAsia="Avenir Next"/>
                       <w:b/>
                       <w:color w:val="003A70"/>
+                      <w:sz w:val="22"/>
+                      <w:szCs w:val="19"/>
+                    </w:rPr>
+                    <w:t xml:space="preserve">A</w:t>
+                  </w:r>
+                  <w:r>
+                    <w:rPr>
+                      <w:rFonts w:ascii="Avenir Next" w:hAnsi="Avenir Next" w:cs="Avenir Next" w:eastAsia="Avenir Next"/>
+                      <w:color w:val="1A1A1A"/>
                       <w:sz w:val="19"/>
                       <w:szCs w:val="19"/>
                     </w:rPr>
-                    <w:t xml:space="preserve">A</w:t>
-                  </w:r>
-                  <w:r>
-                    <w:rPr>
-                      <w:rFonts w:ascii="Avenir Next" w:hAnsi="Avenir Next" w:cs="Avenir Next" w:eastAsia="Avenir Next"/>
-                      <w:color w:val="1A1A1A"/>
-                      <w:sz w:val="19"/>
-                      <w:szCs w:val="19"/>
-                    </w:rPr>
                     <w:tab/>
                   </w:r>
                   <w:r>
                     <w:rPr>
                       <w:rFonts w:ascii="Avenir Next" w:hAnsi="Avenir Next" w:cs="Avenir Next" w:eastAsia="Avenir Next"/>
                       <w:color w:val="1A1A1A"/>
-                      <w:sz w:val="19"/>
+                      <w:sz w:val="22"/>
                       <w:szCs w:val="19"/>
                     </w:rPr>
                     <w:t xml:space="preserve">0.32</w:t>
@@ -3243,25 +3249,25 @@
                       <w:rFonts w:ascii="Avenir Next" w:hAnsi="Avenir Next" w:cs="Avenir Next" w:eastAsia="Avenir Next"/>
                       <w:b/>
                       <w:color w:val="003A70"/>
+                      <w:sz w:val="22"/>
+                      <w:szCs w:val="19"/>
+                    </w:rPr>
+                    <w:t xml:space="preserve">B</w:t>
+                  </w:r>
+                  <w:r>
+                    <w:rPr>
+                      <w:rFonts w:ascii="Avenir Next" w:hAnsi="Avenir Next" w:cs="Avenir Next" w:eastAsia="Avenir Next"/>
+                      <w:color w:val="1A1A1A"/>
                       <w:sz w:val="19"/>
                       <w:szCs w:val="19"/>
                     </w:rPr>
-                    <w:t xml:space="preserve">B</w:t>
-                  </w:r>
-                  <w:r>
-                    <w:rPr>
-                      <w:rFonts w:ascii="Avenir Next" w:hAnsi="Avenir Next" w:cs="Avenir Next" w:eastAsia="Avenir Next"/>
-                      <w:color w:val="1A1A1A"/>
-                      <w:sz w:val="19"/>
-                      <w:szCs w:val="19"/>
-                    </w:rPr>
                     <w:tab/>
                   </w:r>
                   <w:r>
                     <w:rPr>
                       <w:rFonts w:ascii="Avenir Next" w:hAnsi="Avenir Next" w:cs="Avenir Next" w:eastAsia="Avenir Next"/>
                       <w:color w:val="1A1A1A"/>
-                      <w:sz w:val="19"/>
+                      <w:sz w:val="22"/>
                       <w:szCs w:val="19"/>
                     </w:rPr>
                     <w:t xml:space="preserve">3.2</w:t>
@@ -3286,25 +3292,25 @@
                       <w:rFonts w:ascii="Avenir Next" w:hAnsi="Avenir Next" w:cs="Avenir Next" w:eastAsia="Avenir Next"/>
                       <w:b/>
                       <w:color w:val="003A70"/>
+                      <w:sz w:val="22"/>
+                      <w:szCs w:val="19"/>
+                    </w:rPr>
+                    <w:t xml:space="preserve">C</w:t>
+                  </w:r>
+                  <w:r>
+                    <w:rPr>
+                      <w:rFonts w:ascii="Avenir Next" w:hAnsi="Avenir Next" w:cs="Avenir Next" w:eastAsia="Avenir Next"/>
+                      <w:color w:val="1A1A1A"/>
                       <w:sz w:val="19"/>
                       <w:szCs w:val="19"/>
                     </w:rPr>
-                    <w:t xml:space="preserve">C</w:t>
-                  </w:r>
-                  <w:r>
-                    <w:rPr>
-                      <w:rFonts w:ascii="Avenir Next" w:hAnsi="Avenir Next" w:cs="Avenir Next" w:eastAsia="Avenir Next"/>
-                      <w:color w:val="1A1A1A"/>
-                      <w:sz w:val="19"/>
-                      <w:szCs w:val="19"/>
-                    </w:rPr>
                     <w:tab/>
                   </w:r>
                   <w:r>
                     <w:rPr>
                       <w:rFonts w:ascii="Avenir Next" w:hAnsi="Avenir Next" w:cs="Avenir Next" w:eastAsia="Avenir Next"/>
                       <w:color w:val="1A1A1A"/>
-                      <w:sz w:val="19"/>
+                      <w:sz w:val="22"/>
                       <w:szCs w:val="19"/>
                     </w:rPr>
                     <w:t xml:space="preserve">32</w:t>
@@ -3329,25 +3335,25 @@
                       <w:rFonts w:ascii="Avenir Next" w:hAnsi="Avenir Next" w:cs="Avenir Next" w:eastAsia="Avenir Next"/>
                       <w:b/>
                       <w:color w:val="003A70"/>
+                      <w:sz w:val="22"/>
+                      <w:szCs w:val="19"/>
+                    </w:rPr>
+                    <w:t xml:space="preserve">D</w:t>
+                  </w:r>
+                  <w:r>
+                    <w:rPr>
+                      <w:rFonts w:ascii="Avenir Next" w:hAnsi="Avenir Next" w:cs="Avenir Next" w:eastAsia="Avenir Next"/>
+                      <w:color w:val="1A1A1A"/>
                       <w:sz w:val="19"/>
                       <w:szCs w:val="19"/>
                     </w:rPr>
-                    <w:t xml:space="preserve">D</w:t>
-                  </w:r>
-                  <w:r>
-                    <w:rPr>
-                      <w:rFonts w:ascii="Avenir Next" w:hAnsi="Avenir Next" w:cs="Avenir Next" w:eastAsia="Avenir Next"/>
-                      <w:color w:val="1A1A1A"/>
-                      <w:sz w:val="19"/>
-                      <w:szCs w:val="19"/>
-                    </w:rPr>
                     <w:tab/>
                   </w:r>
                   <w:r>
                     <w:rPr>
                       <w:rFonts w:ascii="Avenir Next" w:hAnsi="Avenir Next" w:cs="Avenir Next" w:eastAsia="Avenir Next"/>
                       <w:color w:val="1A1A1A"/>
-                      <w:sz w:val="19"/>
+                      <w:sz w:val="22"/>
                       <w:szCs w:val="19"/>
                     </w:rPr>
                     <w:t xml:space="preserve">28.8</w:t>
@@ -3358,7 +3364,7 @@
           </w:tbl>
           <w:p>
             <w:pPr>
-              <w:spacing w:before="0" w:after="0" w:line="24" w:lineRule="auto"/>
+              <w:spacing w:before="0" w:after="0" w:line="50" w:lineRule="exact"/>
             </w:pPr>
           </w:p>
         </w:tc>
@@ -3366,12 +3372,12 @@
     </w:tbl>
     <w:p>
       <w:pPr>
-        <w:spacing w:before="0" w:after="0" w:line="20" w:lineRule="exact"/>
+        <w:spacing w:before="0" w:after="0" w:line="50" w:lineRule="exact"/>
       </w:pPr>
     </w:p>
     <w:p>
       <w:pPr>
-        <w:spacing w:before="0" w:after="0" w:line="20" w:lineRule="exact"/>
+        <w:spacing w:before="0" w:after="0" w:line="50" w:lineRule="exact"/>
       </w:pPr>
     </w:p>
     <w:tbl>
@@ -3421,25 +3427,25 @@
                 <w:rFonts w:ascii="Avenir Next" w:hAnsi="Avenir Next" w:cs="Avenir Next" w:eastAsia="Avenir Next"/>
                 <w:b/>
                 <w:color w:val="1A1A1A"/>
+                <w:sz w:val="22"/>
+                <w:szCs w:val="20"/>
+              </w:rPr>
+              <w:t xml:space="preserve">11.</w:t>
+            </w:r>
+            <w:r>
+              <w:rPr>
+                <w:rFonts w:ascii="Avenir Next" w:hAnsi="Avenir Next" w:cs="Avenir Next" w:eastAsia="Avenir Next"/>
+                <w:color w:val="1A1A1A"/>
                 <w:sz w:val="20"/>
                 <w:szCs w:val="20"/>
               </w:rPr>
-              <w:t xml:space="preserve">11.</w:t>
-            </w:r>
-            <w:r>
-              <w:rPr>
-                <w:rFonts w:ascii="Avenir Next" w:hAnsi="Avenir Next" w:cs="Avenir Next" w:eastAsia="Avenir Next"/>
-                <w:color w:val="1A1A1A"/>
-                <w:sz w:val="20"/>
-                <w:szCs w:val="20"/>
-              </w:rPr>
               <w:tab/>
             </w:r>
             <w:r>
               <w:rPr>
                 <w:rFonts w:ascii="Avenir Next" w:hAnsi="Avenir Next" w:cs="Avenir Next" w:eastAsia="Avenir Next"/>
                 <w:color w:val="1A1A1A"/>
-                <w:sz w:val="20"/>
+                <w:sz w:val="22"/>
                 <w:szCs w:val="20"/>
               </w:rPr>
               <w:t xml:space="preserve">Annexing a zero to a dividend —</w:t>
@@ -3493,25 +3499,25 @@
                       <w:rFonts w:ascii="Avenir Next" w:hAnsi="Avenir Next" w:cs="Avenir Next" w:eastAsia="Avenir Next"/>
                       <w:b/>
                       <w:color w:val="003A70"/>
+                      <w:sz w:val="22"/>
+                      <w:szCs w:val="19"/>
+                    </w:rPr>
+                    <w:t xml:space="preserve">A</w:t>
+                  </w:r>
+                  <w:r>
+                    <w:rPr>
+                      <w:rFonts w:ascii="Avenir Next" w:hAnsi="Avenir Next" w:cs="Avenir Next" w:eastAsia="Avenir Next"/>
+                      <w:color w:val="1A1A1A"/>
                       <w:sz w:val="19"/>
                       <w:szCs w:val="19"/>
                     </w:rPr>
-                    <w:t xml:space="preserve">A</w:t>
-                  </w:r>
-                  <w:r>
-                    <w:rPr>
-                      <w:rFonts w:ascii="Avenir Next" w:hAnsi="Avenir Next" w:cs="Avenir Next" w:eastAsia="Avenir Next"/>
-                      <w:color w:val="1A1A1A"/>
-                      <w:sz w:val="19"/>
-                      <w:szCs w:val="19"/>
-                    </w:rPr>
                     <w:tab/>
                   </w:r>
                   <w:r>
                     <w:rPr>
                       <w:rFonts w:ascii="Avenir Next" w:hAnsi="Avenir Next" w:cs="Avenir Next" w:eastAsia="Avenir Next"/>
                       <w:color w:val="1A1A1A"/>
-                      <w:sz w:val="19"/>
+                      <w:sz w:val="22"/>
                       <w:szCs w:val="19"/>
                     </w:rPr>
                     <w:t xml:space="preserve">does not change its value</w:t>
@@ -3536,25 +3542,25 @@
                       <w:rFonts w:ascii="Avenir Next" w:hAnsi="Avenir Next" w:cs="Avenir Next" w:eastAsia="Avenir Next"/>
                       <w:b/>
                       <w:color w:val="003A70"/>
+                      <w:sz w:val="22"/>
+                      <w:szCs w:val="19"/>
+                    </w:rPr>
+                    <w:t xml:space="preserve">B</w:t>
+                  </w:r>
+                  <w:r>
+                    <w:rPr>
+                      <w:rFonts w:ascii="Avenir Next" w:hAnsi="Avenir Next" w:cs="Avenir Next" w:eastAsia="Avenir Next"/>
+                      <w:color w:val="1A1A1A"/>
                       <w:sz w:val="19"/>
                       <w:szCs w:val="19"/>
                     </w:rPr>
-                    <w:t xml:space="preserve">B</w:t>
-                  </w:r>
-                  <w:r>
-                    <w:rPr>
-                      <w:rFonts w:ascii="Avenir Next" w:hAnsi="Avenir Next" w:cs="Avenir Next" w:eastAsia="Avenir Next"/>
-                      <w:color w:val="1A1A1A"/>
-                      <w:sz w:val="19"/>
-                      <w:szCs w:val="19"/>
-                    </w:rPr>
                     <w:tab/>
                   </w:r>
                   <w:r>
                     <w:rPr>
                       <w:rFonts w:ascii="Avenir Next" w:hAnsi="Avenir Next" w:cs="Avenir Next" w:eastAsia="Avenir Next"/>
                       <w:color w:val="1A1A1A"/>
-                      <w:sz w:val="19"/>
+                      <w:sz w:val="22"/>
                       <w:szCs w:val="19"/>
                     </w:rPr>
                     <w:t xml:space="preserve">multiplies it by 10</w:t>
@@ -3584,25 +3590,25 @@
                       <w:rFonts w:ascii="Avenir Next" w:hAnsi="Avenir Next" w:cs="Avenir Next" w:eastAsia="Avenir Next"/>
                       <w:b/>
                       <w:color w:val="003A70"/>
+                      <w:sz w:val="22"/>
+                      <w:szCs w:val="19"/>
+                    </w:rPr>
+                    <w:t xml:space="preserve">C</w:t>
+                  </w:r>
+                  <w:r>
+                    <w:rPr>
+                      <w:rFonts w:ascii="Avenir Next" w:hAnsi="Avenir Next" w:cs="Avenir Next" w:eastAsia="Avenir Next"/>
+                      <w:color w:val="1A1A1A"/>
                       <w:sz w:val="19"/>
                       <w:szCs w:val="19"/>
                     </w:rPr>
-                    <w:t xml:space="preserve">C</w:t>
-                  </w:r>
-                  <w:r>
-                    <w:rPr>
-                      <w:rFonts w:ascii="Avenir Next" w:hAnsi="Avenir Next" w:cs="Avenir Next" w:eastAsia="Avenir Next"/>
-                      <w:color w:val="1A1A1A"/>
-                      <w:sz w:val="19"/>
-                      <w:szCs w:val="19"/>
-                    </w:rPr>
                     <w:tab/>
                   </w:r>
                   <w:r>
                     <w:rPr>
                       <w:rFonts w:ascii="Avenir Next" w:hAnsi="Avenir Next" w:cs="Avenir Next" w:eastAsia="Avenir Next"/>
                       <w:color w:val="1A1A1A"/>
-                      <w:sz w:val="19"/>
+                      <w:sz w:val="22"/>
                       <w:szCs w:val="19"/>
                     </w:rPr>
                     <w:t xml:space="preserve">divides it by 10</w:t>
@@ -3627,25 +3633,25 @@
                       <w:rFonts w:ascii="Avenir Next" w:hAnsi="Avenir Next" w:cs="Avenir Next" w:eastAsia="Avenir Next"/>
                       <w:b/>
                       <w:color w:val="003A70"/>
+                      <w:sz w:val="22"/>
+                      <w:szCs w:val="19"/>
+                    </w:rPr>
+                    <w:t xml:space="preserve">D</w:t>
+                  </w:r>
+                  <w:r>
+                    <w:rPr>
+                      <w:rFonts w:ascii="Avenir Next" w:hAnsi="Avenir Next" w:cs="Avenir Next" w:eastAsia="Avenir Next"/>
+                      <w:color w:val="1A1A1A"/>
                       <w:sz w:val="19"/>
                       <w:szCs w:val="19"/>
                     </w:rPr>
-                    <w:t xml:space="preserve">D</w:t>
-                  </w:r>
-                  <w:r>
-                    <w:rPr>
-                      <w:rFonts w:ascii="Avenir Next" w:hAnsi="Avenir Next" w:cs="Avenir Next" w:eastAsia="Avenir Next"/>
-                      <w:color w:val="1A1A1A"/>
-                      <w:sz w:val="19"/>
-                      <w:szCs w:val="19"/>
-                    </w:rPr>
                     <w:tab/>
                   </w:r>
                   <w:r>
                     <w:rPr>
                       <w:rFonts w:ascii="Avenir Next" w:hAnsi="Avenir Next" w:cs="Avenir Next" w:eastAsia="Avenir Next"/>
                       <w:color w:val="1A1A1A"/>
-                      <w:sz w:val="19"/>
+                      <w:sz w:val="22"/>
                       <w:szCs w:val="19"/>
                     </w:rPr>
                     <w:t xml:space="preserve">changes the quotient</w:t>
@@ -3656,7 +3662,7 @@
           </w:tbl>
           <w:p>
             <w:pPr>
-              <w:spacing w:before="0" w:after="0" w:line="24" w:lineRule="auto"/>
+              <w:spacing w:before="0" w:after="0" w:line="50" w:lineRule="exact"/>
             </w:pPr>
           </w:p>
         </w:tc>
@@ -3664,11 +3670,12 @@
     </w:tbl>
     <w:p>
       <w:pPr>
-        <w:spacing w:before="0" w:after="0" w:line="20" w:lineRule="exact"/>
+        <w:spacing w:before="0" w:after="0" w:line="50" w:lineRule="exact"/>
       </w:pPr>
     </w:p>
     <w:p>
       <w:pPr>
+        <w:pStyle w:val="Heading2"/>
         <w:keepNext/>
         <w:pBdr>
           <w:bottom w:val="single" w:sz="8" w:space="3" w:color="003A70"/>
@@ -3684,7 +3691,7 @@
           <w:b/>
           <w:color w:val="003A70"/>
           <w:spacing w:val="14"/>
-          <w:sz w:val="19"/>
+          <w:sz w:val="22"/>
           <w:szCs w:val="19"/>
         </w:rPr>
         <w:t xml:space="preserve">SELF-CHECK CODE</w:t>
@@ -3703,7 +3710,7 @@
           <w:rFonts w:ascii="Avenir Next" w:hAnsi="Avenir Next" w:cs="Avenir Next" w:eastAsia="Avenir Next"/>
           <w:i/>
           <w:color w:val="5A5F66"/>
-          <w:sz w:val="17"/>
+          <w:sz w:val="22"/>
           <w:szCs w:val="17"/>
         </w:rPr>
         <w:t xml:space="preserve">find your answer · copy its letter into that problem’s box · spell a math word</w:t>
@@ -3762,7 +3769,7 @@
                 <w:rFonts w:ascii="Avenir Next" w:hAnsi="Avenir Next" w:cs="Avenir Next" w:eastAsia="Avenir Next"/>
                 <w:b/>
                 <w:color w:val="1A1A1A"/>
-                <w:sz w:val="18"/>
+                <w:sz w:val="22"/>
                 <w:szCs w:val="18"/>
               </w:rPr>
               <w:t xml:space="preserve">5.70</w:t>
@@ -3778,7 +3785,7 @@
                 <w:rFonts w:ascii="Avenir Next" w:hAnsi="Avenir Next" w:cs="Avenir Next" w:eastAsia="Avenir Next"/>
                 <w:b/>
                 <w:color w:val="003A70"/>
-                <w:sz w:val="18"/>
+                <w:sz w:val="22"/>
                 <w:szCs w:val="18"/>
               </w:rPr>
               <w:t xml:space="preserve">V</w:t>
@@ -3801,7 +3808,7 @@
                 <w:rFonts w:ascii="Avenir Next" w:hAnsi="Avenir Next" w:cs="Avenir Next" w:eastAsia="Avenir Next"/>
                 <w:b/>
                 <w:color w:val="1A1A1A"/>
-                <w:sz w:val="18"/>
+                <w:sz w:val="22"/>
                 <w:szCs w:val="18"/>
               </w:rPr>
               <w:t xml:space="preserve">12.4</w:t>
@@ -3817,7 +3824,7 @@
                 <w:rFonts w:ascii="Avenir Next" w:hAnsi="Avenir Next" w:cs="Avenir Next" w:eastAsia="Avenir Next"/>
                 <w:b/>
                 <w:color w:val="003A70"/>
-                <w:sz w:val="18"/>
+                <w:sz w:val="22"/>
                 <w:szCs w:val="18"/>
               </w:rPr>
               <w:t xml:space="preserve">D</w:t>
@@ -3840,7 +3847,7 @@
                 <w:rFonts w:ascii="Avenir Next" w:hAnsi="Avenir Next" w:cs="Avenir Next" w:eastAsia="Avenir Next"/>
                 <w:b/>
                 <w:color w:val="1A1A1A"/>
-                <w:sz w:val="18"/>
+                <w:sz w:val="22"/>
                 <w:szCs w:val="18"/>
               </w:rPr>
               <w:t xml:space="preserve">8.4</w:t>
@@ -3856,7 +3863,7 @@
                 <w:rFonts w:ascii="Avenir Next" w:hAnsi="Avenir Next" w:cs="Avenir Next" w:eastAsia="Avenir Next"/>
                 <w:b/>
                 <w:color w:val="003A70"/>
-                <w:sz w:val="18"/>
+                <w:sz w:val="22"/>
                 <w:szCs w:val="18"/>
               </w:rPr>
               <w:t xml:space="preserve">D</w:t>
@@ -3879,7 +3886,7 @@
                 <w:rFonts w:ascii="Avenir Next" w:hAnsi="Avenir Next" w:cs="Avenir Next" w:eastAsia="Avenir Next"/>
                 <w:b/>
                 <w:color w:val="1A1A1A"/>
-                <w:sz w:val="18"/>
+                <w:sz w:val="22"/>
                 <w:szCs w:val="18"/>
               </w:rPr>
               <w:t xml:space="preserve">5.07</w:t>
@@ -3895,7 +3902,7 @@
                 <w:rFonts w:ascii="Avenir Next" w:hAnsi="Avenir Next" w:cs="Avenir Next" w:eastAsia="Avenir Next"/>
                 <w:b/>
                 <w:color w:val="003A70"/>
-                <w:sz w:val="18"/>
+                <w:sz w:val="22"/>
                 <w:szCs w:val="18"/>
               </w:rPr>
               <w:t xml:space="preserve">X</w:t>
@@ -3918,7 +3925,7 @@
                 <w:rFonts w:ascii="Avenir Next" w:hAnsi="Avenir Next" w:cs="Avenir Next" w:eastAsia="Avenir Next"/>
                 <w:b/>
                 <w:color w:val="1A1A1A"/>
-                <w:sz w:val="18"/>
+                <w:sz w:val="22"/>
                 <w:szCs w:val="18"/>
               </w:rPr>
               <w:t xml:space="preserve">2.925</w:t>
@@ -3934,7 +3941,7 @@
                 <w:rFonts w:ascii="Avenir Next" w:hAnsi="Avenir Next" w:cs="Avenir Next" w:eastAsia="Avenir Next"/>
                 <w:b/>
                 <w:color w:val="003A70"/>
-                <w:sz w:val="18"/>
+                <w:sz w:val="22"/>
                 <w:szCs w:val="18"/>
               </w:rPr>
               <w:t xml:space="preserve">I</w:t>
@@ -3957,7 +3964,7 @@
                 <w:rFonts w:ascii="Avenir Next" w:hAnsi="Avenir Next" w:cs="Avenir Next" w:eastAsia="Avenir Next"/>
                 <w:b/>
                 <w:color w:val="1A1A1A"/>
-                <w:sz w:val="18"/>
+                <w:sz w:val="22"/>
                 <w:szCs w:val="18"/>
               </w:rPr>
               <w:t xml:space="preserve">29.25</w:t>
@@ -3973,7 +3980,7 @@
                 <w:rFonts w:ascii="Avenir Next" w:hAnsi="Avenir Next" w:cs="Avenir Next" w:eastAsia="Avenir Next"/>
                 <w:b/>
                 <w:color w:val="003A70"/>
-                <w:sz w:val="18"/>
+                <w:sz w:val="22"/>
                 <w:szCs w:val="18"/>
               </w:rPr>
               <w:t xml:space="preserve">Z</w:t>
@@ -3996,7 +4003,7 @@
                 <w:rFonts w:ascii="Avenir Next" w:hAnsi="Avenir Next" w:cs="Avenir Next" w:eastAsia="Avenir Next"/>
                 <w:b/>
                 <w:color w:val="1A1A1A"/>
-                <w:sz w:val="18"/>
+                <w:sz w:val="22"/>
                 <w:szCs w:val="18"/>
               </w:rPr>
               <w:t xml:space="preserve">0.927</w:t>
@@ -4012,7 +4019,7 @@
                 <w:rFonts w:ascii="Avenir Next" w:hAnsi="Avenir Next" w:cs="Avenir Next" w:eastAsia="Avenir Next"/>
                 <w:b/>
                 <w:color w:val="003A70"/>
-                <w:sz w:val="18"/>
+                <w:sz w:val="22"/>
                 <w:szCs w:val="18"/>
               </w:rPr>
               <w:t xml:space="preserve">J</w:t>
@@ -4035,7 +4042,7 @@
                 <w:rFonts w:ascii="Avenir Next" w:hAnsi="Avenir Next" w:cs="Avenir Next" w:eastAsia="Avenir Next"/>
                 <w:b/>
                 <w:color w:val="1A1A1A"/>
-                <w:sz w:val="18"/>
+                <w:sz w:val="22"/>
                 <w:szCs w:val="18"/>
               </w:rPr>
               <w:t xml:space="preserve">1.24</w:t>
@@ -4051,7 +4058,7 @@
                 <w:rFonts w:ascii="Avenir Next" w:hAnsi="Avenir Next" w:cs="Avenir Next" w:eastAsia="Avenir Next"/>
                 <w:b/>
                 <w:color w:val="003A70"/>
-                <w:sz w:val="18"/>
+                <w:sz w:val="22"/>
                 <w:szCs w:val="18"/>
               </w:rPr>
               <w:t xml:space="preserve">Q</w:t>
@@ -4074,7 +4081,7 @@
                 <w:rFonts w:ascii="Avenir Next" w:hAnsi="Avenir Next" w:cs="Avenir Next" w:eastAsia="Avenir Next"/>
                 <w:b/>
                 <w:color w:val="1A1A1A"/>
-                <w:sz w:val="18"/>
+                <w:sz w:val="22"/>
                 <w:szCs w:val="18"/>
               </w:rPr>
               <w:t xml:space="preserve">98.60</w:t>
@@ -4090,7 +4097,7 @@
                 <w:rFonts w:ascii="Avenir Next" w:hAnsi="Avenir Next" w:cs="Avenir Next" w:eastAsia="Avenir Next"/>
                 <w:b/>
                 <w:color w:val="003A70"/>
-                <w:sz w:val="18"/>
+                <w:sz w:val="22"/>
                 <w:szCs w:val="18"/>
               </w:rPr>
               <w:t xml:space="preserve">E</w:t>
@@ -4113,7 +4120,7 @@
                 <w:rFonts w:ascii="Avenir Next" w:hAnsi="Avenir Next" w:cs="Avenir Next" w:eastAsia="Avenir Next"/>
                 <w:b/>
                 <w:color w:val="1A1A1A"/>
-                <w:sz w:val="18"/>
+                <w:sz w:val="22"/>
                 <w:szCs w:val="18"/>
               </w:rPr>
               <w:t xml:space="preserve">9.27</w:t>
@@ -4129,7 +4136,7 @@
                 <w:rFonts w:ascii="Avenir Next" w:hAnsi="Avenir Next" w:cs="Avenir Next" w:eastAsia="Avenir Next"/>
                 <w:b/>
                 <w:color w:val="003A70"/>
-                <w:sz w:val="18"/>
+                <w:sz w:val="22"/>
                 <w:szCs w:val="18"/>
               </w:rPr>
               <w:t xml:space="preserve">I</w:t>
@@ -4140,7 +4147,7 @@
     </w:tbl>
     <w:p>
       <w:pPr>
-        <w:spacing w:before="0" w:after="0" w:line="60" w:lineRule="auto"/>
+        <w:spacing w:before="0" w:after="0" w:line="50" w:lineRule="exact"/>
       </w:pPr>
     </w:p>
     <w:tbl>
@@ -4307,7 +4314,7 @@
     </w:tbl>
     <w:p>
       <w:pPr>
-        <w:spacing w:before="0" w:after="0" w:line="40" w:lineRule="auto"/>
+        <w:spacing w:before="0" w:after="0" w:line="50" w:lineRule="exact"/>
       </w:pPr>
     </w:p>
     <w:tbl>
@@ -4349,6 +4356,7 @@
           </w:tcPr>
           <w:p>
             <w:pPr>
+              <w:pStyle w:val="Heading2"/>
               <w:spacing w:before="0" w:after="0" w:line="240" w:lineRule="auto"/>
             </w:pPr>
             <w:r>
@@ -4386,7 +4394,7 @@
               <w:rPr>
                 <w:rFonts w:ascii="Avenir Next" w:hAnsi="Avenir Next" w:cs="Avenir Next" w:eastAsia="Avenir Next"/>
                 <w:color w:val="1A1A1A"/>
-                <w:sz w:val="17"/>
+                <w:sz w:val="22"/>
                 <w:szCs w:val="17"/>
               </w:rPr>
               <w:t xml:space="preserve">  I can do this on my own</w:t>
@@ -4415,7 +4423,7 @@
               <w:rPr>
                 <w:rFonts w:ascii="Avenir Next" w:hAnsi="Avenir Next" w:cs="Avenir Next" w:eastAsia="Avenir Next"/>
                 <w:color w:val="1A1A1A"/>
-                <w:sz w:val="17"/>
+                <w:sz w:val="22"/>
                 <w:szCs w:val="17"/>
               </w:rPr>
               <w:t xml:space="preserve">  I need a little help</w:t>
@@ -4444,7 +4452,7 @@
               <w:rPr>
                 <w:rFonts w:ascii="Avenir Next" w:hAnsi="Avenir Next" w:cs="Avenir Next" w:eastAsia="Avenir Next"/>
                 <w:color w:val="1A1A1A"/>
-                <w:sz w:val="17"/>
+                <w:sz w:val="22"/>
                 <w:szCs w:val="17"/>
               </w:rPr>
               <w:t xml:space="preserve">  I have a question about #</w:t>
@@ -4465,7 +4473,7 @@
     </w:tbl>
     <w:p>
       <w:pPr>
-        <w:spacing w:before="0" w:after="0" w:line="20" w:lineRule="exact"/>
+        <w:spacing w:before="0" w:after="0" w:line="50" w:lineRule="exact"/>
       </w:pPr>
     </w:p>
     <w:sectPr>
@@ -4551,7 +4559,106 @@
               <w:sz w:val="15"/>
               <w:szCs w:val="15"/>
             </w:rPr>
-            <w:t xml:space="preserve">Lesson 2-7  ·  Session 1  ·  Practice Form A</w:t>
+            <w:t xml:space="preserve">2-7 · Page </w:t>
+          </w:r>
+          <w:r>
+            <w:rPr>
+              <w:rFonts w:ascii="Avenir Next" w:hAnsi="Avenir Next" w:cs="Avenir Next" w:eastAsia="Avenir Next"/>
+              <w:color w:val="5A5F66"/>
+              <w:sz w:val="15"/>
+              <w:szCs w:val="15"/>
+            </w:rPr>
+            <w:fldChar w:fldCharType="begin"/>
+          </w:r>
+          <w:r>
+            <w:rPr>
+              <w:rFonts w:ascii="Avenir Next" w:hAnsi="Avenir Next" w:cs="Avenir Next" w:eastAsia="Avenir Next"/>
+              <w:color w:val="5A5F66"/>
+              <w:sz w:val="15"/>
+              <w:szCs w:val="15"/>
+            </w:rPr>
+            <w:instrText xml:space="preserve"> PAGE </w:instrText>
+          </w:r>
+          <w:r>
+            <w:rPr>
+              <w:rFonts w:ascii="Avenir Next" w:hAnsi="Avenir Next" w:cs="Avenir Next" w:eastAsia="Avenir Next"/>
+              <w:color w:val="5A5F66"/>
+              <w:sz w:val="15"/>
+              <w:szCs w:val="15"/>
+            </w:rPr>
+            <w:fldChar w:fldCharType="separate"/>
+          </w:r>
+          <w:r>
+            <w:rPr>
+              <w:rFonts w:ascii="Avenir Next" w:hAnsi="Avenir Next" w:cs="Avenir Next" w:eastAsia="Avenir Next"/>
+              <w:color w:val="5A5F66"/>
+              <w:sz w:val="15"/>
+              <w:szCs w:val="15"/>
+            </w:rPr>
+            <w:t xml:space="preserve">1</w:t>
+          </w:r>
+          <w:r>
+            <w:rPr>
+              <w:rFonts w:ascii="Avenir Next" w:hAnsi="Avenir Next" w:cs="Avenir Next" w:eastAsia="Avenir Next"/>
+              <w:color w:val="5A5F66"/>
+              <w:sz w:val="15"/>
+              <w:szCs w:val="15"/>
+            </w:rPr>
+            <w:fldChar w:fldCharType="end"/>
+          </w:r>
+          <w:r>
+            <w:rPr>
+              <w:rFonts w:ascii="Avenir Next" w:hAnsi="Avenir Next" w:cs="Avenir Next" w:eastAsia="Avenir Next"/>
+              <w:color w:val="5A5F66"/>
+              <w:sz w:val="15"/>
+              <w:szCs w:val="15"/>
+            </w:rPr>
+            <w:t xml:space="preserve"> of </w:t>
+          </w:r>
+          <w:r>
+            <w:rPr>
+              <w:rFonts w:ascii="Avenir Next" w:hAnsi="Avenir Next" w:cs="Avenir Next" w:eastAsia="Avenir Next"/>
+              <w:color w:val="5A5F66"/>
+              <w:sz w:val="15"/>
+              <w:szCs w:val="15"/>
+            </w:rPr>
+            <w:fldChar w:fldCharType="begin"/>
+          </w:r>
+          <w:r>
+            <w:rPr>
+              <w:rFonts w:ascii="Avenir Next" w:hAnsi="Avenir Next" w:cs="Avenir Next" w:eastAsia="Avenir Next"/>
+              <w:color w:val="5A5F66"/>
+              <w:sz w:val="15"/>
+              <w:szCs w:val="15"/>
+            </w:rPr>
+            <w:instrText xml:space="preserve"> NUMPAGES </w:instrText>
+          </w:r>
+          <w:r>
+            <w:rPr>
+              <w:rFonts w:ascii="Avenir Next" w:hAnsi="Avenir Next" w:cs="Avenir Next" w:eastAsia="Avenir Next"/>
+              <w:color w:val="5A5F66"/>
+              <w:sz w:val="15"/>
+              <w:szCs w:val="15"/>
+            </w:rPr>
+            <w:fldChar w:fldCharType="separate"/>
+          </w:r>
+          <w:r>
+            <w:rPr>
+              <w:rFonts w:ascii="Avenir Next" w:hAnsi="Avenir Next" w:cs="Avenir Next" w:eastAsia="Avenir Next"/>
+              <w:color w:val="5A5F66"/>
+              <w:sz w:val="15"/>
+              <w:szCs w:val="15"/>
+            </w:rPr>
+            <w:t xml:space="preserve">1</w:t>
+          </w:r>
+          <w:r>
+            <w:rPr>
+              <w:rFonts w:ascii="Avenir Next" w:hAnsi="Avenir Next" w:cs="Avenir Next" w:eastAsia="Avenir Next"/>
+              <w:color w:val="5A5F66"/>
+              <w:sz w:val="15"/>
+              <w:szCs w:val="15"/>
+            </w:rPr>
+            <w:fldChar w:fldCharType="end"/>
           </w:r>
         </w:p>
       </w:tc>
@@ -4594,5 +4701,23 @@
       </w:tblCellMar>
     </w:tblPr>
   </w:style>
+  <w:style w:type="paragraph" w:styleId="Heading1">
+    <w:name w:val="heading 1"/>
+    <w:basedOn w:val="Normal"/>
+    <w:pPr>
+      <w:outlineLvl w:val="0"/>
+      <w:keepNext w:val="0"/>
+      <w:keepLines w:val="0"/>
+    </w:pPr>
+  </w:style>
+  <w:style w:type="paragraph" w:styleId="Heading2">
+    <w:name w:val="heading 2"/>
+    <w:basedOn w:val="Normal"/>
+    <w:pPr>
+      <w:outlineLvl w:val="1"/>
+      <w:keepNext w:val="0"/>
+      <w:keepLines w:val="0"/>
+    </w:pPr>
+  </w:style>
 </w:styles>
 </file>